--- a/klagomål/A 26399-2026 FSC-klagomål.docx
+++ b/klagomål/A 26399-2026 FSC-klagomål.docx
@@ -680,7 +680,7 @@
     <w:r>
       <w:tab/>
       <w:tab/>
-      <w:t>2026-06-12</w:t>
+      <w:t>2026-06-13</w:t>
       <w:br/>
       <w:br/>
     </w:r>

--- a/klagomål/A 26399-2026 FSC-klagomål.docx
+++ b/klagomål/A 26399-2026 FSC-klagomål.docx
@@ -680,7 +680,7 @@
     <w:r>
       <w:tab/>
       <w:tab/>
-      <w:t>2026-06-15</w:t>
+      <w:t>2026-06-16</w:t>
       <w:br/>
       <w:br/>
     </w:r>

--- a/klagomål/A 26399-2026 FSC-klagomål.docx
+++ b/klagomål/A 26399-2026 FSC-klagomål.docx
@@ -680,7 +680,7 @@
     <w:r>
       <w:tab/>
       <w:tab/>
-      <w:t>2026-06-16</w:t>
+      <w:t>2026-06-17</w:t>
       <w:br/>
       <w:br/>
     </w:r>

--- a/klagomål/A 26399-2026 FSC-klagomål.docx
+++ b/klagomål/A 26399-2026 FSC-klagomål.docx
@@ -1,6 +1,6 @@
 
 <file path=word/document.xml><?xml version="1.0" encoding="utf-8"?>
-<w:document xmlns:wpc="http://schemas.microsoft.com/office/word/2010/wordprocessingCanvas" xmlns:cx="http://schemas.microsoft.com/office/drawing/2014/chartex" xmlns:cx1="http://schemas.microsoft.com/office/drawing/2015/9/8/chartex" xmlns:cx2="http://schemas.microsoft.com/office/drawing/2015/10/21/chartex" xmlns:cx3="http://schemas.microsoft.com/office/drawing/2016/5/9/chartex" xmlns:cx4="http://schemas.microsoft.com/office/drawing/2016/5/10/chartex" xmlns:cx5="http://schemas.microsoft.com/office/drawing/2016/5/11/chartex" xmlns:cx6="http://schemas.microsoft.com/office/drawing/2016/5/12/chartex" xmlns:cx7="http://schemas.microsoft.com/office/drawing/2016/5/13/chartex" xmlns:cx8="http://schemas.microsoft.com/office/drawing/2016/5/14/chartex" xmlns:mc="http://schemas.openxmlformats.org/markup-compatibility/2006" xmlns:aink="http://schemas.microsoft.com/office/drawing/2016/ink" xmlns:am3d="http://schemas.microsoft.com/office/drawing/2017/model3d" xmlns:o="urn:schemas-microsoft-com:office:office" xmlns:oel="http://schemas.microsoft.com/office/2019/extlst" xmlns:r="http://schemas.openxmlformats.org/officeDocument/2006/relationships" xmlns:m="http://schemas.openxmlformats.org/officeDocument/2006/math" xmlns:v="urn:schemas-microsoft-com:vml" xmlns:wp14="http://schemas.microsoft.com/office/word/2010/wordprocessingDrawing" xmlns:wp="http://schemas.openxmlformats.org/drawingml/2006/wordprocessingDrawing" xmlns:w10="urn:schemas-microsoft-com:office:word" xmlns:w="http://schemas.openxmlformats.org/wordprocessingml/2006/main" xmlns:w14="http://schemas.microsoft.com/office/word/2010/wordml" xmlns:w15="http://schemas.microsoft.com/office/word/2012/wordml" xmlns:w16cex="http://schemas.microsoft.com/office/word/2018/wordml/cex" xmlns:w16cid="http://schemas.microsoft.com/office/word/2016/wordml/cid" xmlns:w16="http://schemas.microsoft.com/office/word/2018/wordml" xmlns:w16sdtdh="http://schemas.microsoft.com/office/word/2020/wordml/sdtdatahash" xmlns:w16se="http://schemas.microsoft.com/office/word/2015/wordml/symex" xmlns:wpg="http://schemas.microsoft.com/office/word/2010/wordprocessingGroup" xmlns:wpi="http://schemas.microsoft.com/office/word/2010/wordprocessingInk" xmlns:wne="http://schemas.microsoft.com/office/word/2006/wordml" xmlns:wps="http://schemas.microsoft.com/office/word/2010/wordprocessingShape" mc:Ignorable="w14 w15 w16se w16cid w16 w16cex w16sdtdh wp14">
+<w:document xmlns:wpc="http://schemas.microsoft.com/office/word/2010/wordprocessingCanvas" xmlns:cx="http://schemas.microsoft.com/office/drawing/2014/chartex" xmlns:cx1="http://schemas.microsoft.com/office/drawing/2015/9/8/chartex" xmlns:cx2="http://schemas.microsoft.com/office/drawing/2015/10/21/chartex" xmlns:cx3="http://schemas.microsoft.com/office/drawing/2016/5/9/chartex" xmlns:cx4="http://schemas.microsoft.com/office/drawing/2016/5/10/chartex" xmlns:cx5="http://schemas.microsoft.com/office/drawing/2016/5/11/chartex" xmlns:cx6="http://schemas.microsoft.com/office/drawing/2016/5/12/chartex" xmlns:cx7="http://schemas.microsoft.com/office/drawing/2016/5/13/chartex" xmlns:cx8="http://schemas.microsoft.com/office/drawing/2016/5/14/chartex" xmlns:mc="http://schemas.openxmlformats.org/markup-compatibility/2006" xmlns:aink="http://schemas.microsoft.com/office/drawing/2016/ink" xmlns:am3d="http://schemas.microsoft.com/office/drawing/2017/model3d" xmlns:o="urn:schemas-microsoft-com:office:office" xmlns:oel="http://schemas.microsoft.com/office/2019/extlst" xmlns:r="http://schemas.openxmlformats.org/officeDocument/2006/relationships" xmlns:m="http://schemas.openxmlformats.org/officeDocument/2006/math" xmlns:v="urn:schemas-microsoft-com:vml" xmlns:wp14="http://schemas.microsoft.com/office/word/2010/wordprocessingDrawing" xmlns:wp="http://schemas.openxmlformats.org/drawingml/2006/wordprocessingDrawing" xmlns:w10="urn:schemas-microsoft-com:office:word" xmlns:w="http://schemas.openxmlformats.org/wordprocessingml/2006/main" xmlns:w14="http://schemas.microsoft.com/office/word/2010/wordml" xmlns:w15="http://schemas.microsoft.com/office/word/2012/wordml" xmlns:w16cex="http://schemas.microsoft.com/office/word/2018/wordml/cex" xmlns:w16cid="http://schemas.microsoft.com/office/word/2016/wordml/cid" xmlns:w16="http://schemas.microsoft.com/office/word/2018/wordml" xmlns:w16du="http://schemas.microsoft.com/office/word/2023/wordml/word16du" xmlns:w16sdtdh="http://schemas.microsoft.com/office/word/2020/wordml/sdtdatahash" xmlns:w16sdtfl="http://schemas.microsoft.com/office/word/2024/wordml/sdtformatlock" xmlns:w16se="http://schemas.microsoft.com/office/word/2015/wordml/symex" xmlns:wpg="http://schemas.microsoft.com/office/word/2010/wordprocessingGroup" xmlns:wpi="http://schemas.microsoft.com/office/word/2010/wordprocessingInk" xmlns:wne="http://schemas.microsoft.com/office/word/2006/wordml" xmlns:wps="http://schemas.microsoft.com/office/word/2010/wordprocessingShape" mc:Ignorable="w14 w15 w16se w16cid w16 w16cex w16sdtdh w16sdtfl w16du wp14">
   <w:body>
     <w:p>
       <w:r>
@@ -163,17 +163,17 @@
         <w:pStyle w:val="Title"/>
       </w:pPr>
       <w:r>
-        <w:t>Inledande FSC- /PEFC-klagomål – information om höga naturvärden i avverkningsanmälan A 26399-2026 i Norrtälje kommun</w:t>
+        <w:t>Inledande FSC- /PEFC-klagomål – information om höga naturvärden och fridlysta arter i avverkningsanmälan A 26399-2026 i Norrtälje kommun</w:t>
       </w:r>
     </w:p>
     <w:p>
       <w:r>
-        <w:t>Detta dokument behandlar höga naturvärden i avverkningsanmälan A 26399-2026 i Norrtälje kommun. Denna avverkningsanmälan inkom 2026-06-10 00:00:00 och omfattar 7,4 ha.</w:t>
+        <w:t>Detta dokument behandlar höga naturvärden i avverkningsanmälan A 26399-2026 i Norrtälje kommun som inkom 2026-06-10 och omfattar 7,4 ha.</w:t>
       </w:r>
     </w:p>
     <w:p>
       <w:r>
-        <w:t>Nedan presenteras fynd av naturvårdsarter som gjorts i det avverkningsanmälda området, samt relevanta utdrag ur standarderna för FSC, Chain of Custody, Controlled Wood och PEFC.</w:t>
+        <w:t>Nedan presenteras fynd av naturvårdsarter och fridlysta arter som gjorts i det avverkningsanmälda området, samt relevanta utdrag ur standarderna för FSC, Chain of Custody, Controlled Wood och PEFC.</w:t>
       </w:r>
     </w:p>
     <w:p>
@@ -191,12 +191,15 @@
     </w:p>
     <w:p>
       <w:r>
-        <w:t>I avverkningsanmälan har följande 1 naturvårdsarter hittats: stor aspticka (S). Arter som är signalarter enligt Skogsstyrelsen har markerats med (S).</w:t>
+        <w:t>I och inom 18 meter från avverkningsanmälan har följande 3 naturvårdsarter hittats: asknätfjäril (EN, §4a), spinnfingersvamp (NT) och stor aspticka (S, T). Av dessa är 2 rödlistade. För rödlistade arter har rödlistekategorin angivits inom parentes. Arter som är signalarter enligt Skogsstyrelsen har markerats med (S). Typiska arter inom Natura 2000 som är kopplade till skogsekosystem har markerats med (T). För fridlysta arter anges även paragrafen i Artskyddsförordningen som arten är fridlyst enligt.</w:t>
       </w:r>
     </w:p>
     <w:p>
       <w:r>
-        <w:t>De påträffade naturvårdsarterna är ett tydligt kvitto på att detta rör sig om en skog med höga naturvärden. I Figur 1 visas en karta över det avverkningsanmälda området, där samtliga fyndplatser för naturvårdsarter som finns registrerade på Artportalen har markerats.</w:t>
+        <w:t>De påträffade naturvårdsarterna är ett tydligt kvitto på att det rör sig om en skog med höga naturvärden.</w:t>
+      </w:r>
+      <w:r>
+        <w:t xml:space="preserve"> I Figur 1 visas fyndplatser för naturvårdsarter i området, som finns registrerade på Artportalen.</w:t>
       </w:r>
     </w:p>
     <w:p>
@@ -206,7 +209,7 @@
       <w:r>
         <w:drawing>
           <wp:inline xmlns:a="http://schemas.openxmlformats.org/drawingml/2006/main" xmlns:pic="http://schemas.openxmlformats.org/drawingml/2006/picture">
-            <wp:extent cx="5486400" cy="2445976"/>
+            <wp:extent cx="5486400" cy="3244706"/>
             <wp:docPr id="1" name="Picture 1"/>
             <wp:cNvGraphicFramePr>
               <a:graphicFrameLocks noChangeAspect="1"/>
@@ -227,7 +230,7 @@
                   <pic:spPr>
                     <a:xfrm>
                       <a:off x="0" y="0"/>
-                      <a:ext cx="5486400" cy="2445976"/>
+                      <a:ext cx="5486400" cy="3244706"/>
                     </a:xfrm>
                     <a:prstGeom prst="rect"/>
                   </pic:spPr>
@@ -241,9 +244,53 @@
     <w:p>
       <w:pPr>
         <w:pStyle w:val="Caption"/>
+        <w:spacing w:after="240"/>
       </w:pPr>
       <w:r>
-        <w:t>Figur 1. Fyndplatser för naturvårdsarter i det avverkningsanmälda området (röd linje). Markörer utan svart kant är placerade på fyndplatsen. Markörer med svart kant är placerade vid sidan av fyndplatsen och har ett svart streck som visar fyndplatsens exakta position. Kartans mittpunktskoordinat är N 6654352, E 696602 i SWEREF 99 TM.</w:t>
+        <w:t>Figur 1. Fyndplatser för naturvårdsarter i och inom 18 meter från avverkningsanmälan (röd linje). Markörer utan svart kant är placerade på fyndplatsen. Markörer med svart kant är placerade vid sidan av fyndplatsen och har ett svart streck som visar fyndplatsens exakta position. Kartans mittpunktskoordinat är N 6654352, E 696602 i SWEREF 99 TM.</w:t>
+      </w:r>
+    </w:p>
+    <w:p>
+      <w:pPr>
+        <w:pStyle w:val="Heading2"/>
+      </w:pPr>
+      <w:r>
+        <w:t>Fridlysta arter</w:t>
+      </w:r>
+    </w:p>
+    <w:p>
+      <w:r>
+        <w:t>Följande fridlysta arter har sina livsmiljöer och växtplatser i den avverkningsanmälda skogen: asknätfjäril (EN, §4a).</w:t>
+      </w:r>
+    </w:p>
+    <w:p>
+      <w:r>
+        <w:rPr>
+          <w:b/>
+        </w:rPr>
+        <w:t>Asknätfjäril (EN, §4a)</w:t>
+      </w:r>
+      <w:r>
+        <w:t xml:space="preserve"> är en fridlyst och starkt hotad åtgärdsprogramsart som omfattas av bilaga 2 och 4 EU:s art- och habitatdirektiv vilket innebär att fjärilen och dess livsmiljöer är strikt skyddade samt att Natura 2000-områden ska inrättas. Habitatdirektivets bevarandestatus är dåligt med negativ trend. Asknätfjärilens kraftiga tillbakagång sammanfaller med 1950–60-talens mycket omfattande nedläggningar av mindre lantbruk i skogsbygder och ett mer intensivt och storskaligt skogsbruk. Arten hotas främst av skogsdikning och skyddsdikning som omintetgör nödvändig markfuktighet under torrare somrar. Arten är uttorkningskänslig i alla utvecklingsstadier och det är mycket viktigt att bäckar och översilningsmarker lämnas orörda vid skogsbruk. Asknätfjärilens larver livnär sig på blad av ask och olvon och den är rödlistad som sårbar (VU) på den europeiska rödlistan samt globalt rödlistad som DD (Data Deficient) vilket innebär att Sverige har ett internationellt ansvar för arten (SLU Artdatabanken, 2026; IUCN, 2023; Eliasson, 2008).</w:t>
+      </w:r>
+    </w:p>
+    <w:p>
+      <w:pPr>
+        <w:pStyle w:val="Heading2"/>
+      </w:pPr>
+      <w:r>
+        <w:t>Övriga naturvårdsarter</w:t>
+      </w:r>
+    </w:p>
+    <w:p>
+      <w:r>
+        <w:rPr>
+          <w:b/>
+        </w:rPr>
+        <w:t xml:space="preserve">Spinnfingersvamp (NT) </w:t>
+      </w:r>
+      <w:r>
+        <w:t>är främst knuten till gamla skogsmiljöer med lång trädkontinuitet, granskog, men även i lövskog. I kalkrika marker växer den även på döda enbuskar. Den är överallt en mycket bra signalart och på växtplatserna förekommer normalt många andra sällsynta och rödlistade arter. Arten missgynnas troligen av skogsbruk och den ökande exponering som blir följden av gallring och kalavverkning (Nitare &amp; Skogsstyrelsen, 2019; SLU Artdatabanken, 2025).</w:t>
       </w:r>
     </w:p>
     <w:p>
@@ -365,7 +412,7 @@
         <w:rPr>
           <w:i/>
         </w:rPr>
-        <w:t>I det avverkningsanmälda skogsområdet har 1 naturvårdsarter varav 0 rödlistade arter sina livsmiljöer och växtplatser.</w:t>
+        <w:t>I det avverkningsanmälda skogsområdet har 3 naturvårdsarter varav 2 rödlistade arter sina livsmiljöer och växtplatser.</w:t>
       </w:r>
     </w:p>
     <w:p>
@@ -570,7 +617,7 @@
 </file>
 
 <file path=word/endnotes.xml><?xml version="1.0" encoding="utf-8"?>
-<w:endnotes xmlns:wpc="http://schemas.microsoft.com/office/word/2010/wordprocessingCanvas" xmlns:cx="http://schemas.microsoft.com/office/drawing/2014/chartex" xmlns:cx1="http://schemas.microsoft.com/office/drawing/2015/9/8/chartex" xmlns:cx2="http://schemas.microsoft.com/office/drawing/2015/10/21/chartex" xmlns:cx3="http://schemas.microsoft.com/office/drawing/2016/5/9/chartex" xmlns:cx4="http://schemas.microsoft.com/office/drawing/2016/5/10/chartex" xmlns:cx5="http://schemas.microsoft.com/office/drawing/2016/5/11/chartex" xmlns:cx6="http://schemas.microsoft.com/office/drawing/2016/5/12/chartex" xmlns:cx7="http://schemas.microsoft.com/office/drawing/2016/5/13/chartex" xmlns:cx8="http://schemas.microsoft.com/office/drawing/2016/5/14/chartex" xmlns:mc="http://schemas.openxmlformats.org/markup-compatibility/2006" xmlns:aink="http://schemas.microsoft.com/office/drawing/2016/ink" xmlns:am3d="http://schemas.microsoft.com/office/drawing/2017/model3d" xmlns:o="urn:schemas-microsoft-com:office:office" xmlns:oel="http://schemas.microsoft.com/office/2019/extlst" xmlns:r="http://schemas.openxmlformats.org/officeDocument/2006/relationships" xmlns:m="http://schemas.openxmlformats.org/officeDocument/2006/math" xmlns:v="urn:schemas-microsoft-com:vml" xmlns:wp14="http://schemas.microsoft.com/office/word/2010/wordprocessingDrawing" xmlns:wp="http://schemas.openxmlformats.org/drawingml/2006/wordprocessingDrawing" xmlns:w10="urn:schemas-microsoft-com:office:word" xmlns:w="http://schemas.openxmlformats.org/wordprocessingml/2006/main" xmlns:w14="http://schemas.microsoft.com/office/word/2010/wordml" xmlns:w15="http://schemas.microsoft.com/office/word/2012/wordml" xmlns:w16cex="http://schemas.microsoft.com/office/word/2018/wordml/cex" xmlns:w16cid="http://schemas.microsoft.com/office/word/2016/wordml/cid" xmlns:w16="http://schemas.microsoft.com/office/word/2018/wordml" xmlns:w16sdtdh="http://schemas.microsoft.com/office/word/2020/wordml/sdtdatahash" xmlns:w16se="http://schemas.microsoft.com/office/word/2015/wordml/symex" xmlns:wpg="http://schemas.microsoft.com/office/word/2010/wordprocessingGroup" xmlns:wpi="http://schemas.microsoft.com/office/word/2010/wordprocessingInk" xmlns:wne="http://schemas.microsoft.com/office/word/2006/wordml" xmlns:wps="http://schemas.microsoft.com/office/word/2010/wordprocessingShape" mc:Ignorable="w14 w15 w16se w16cid w16 w16cex w16sdtdh wp14">
+<w:endnotes xmlns:wpc="http://schemas.microsoft.com/office/word/2010/wordprocessingCanvas" xmlns:cx="http://schemas.microsoft.com/office/drawing/2014/chartex" xmlns:cx1="http://schemas.microsoft.com/office/drawing/2015/9/8/chartex" xmlns:cx2="http://schemas.microsoft.com/office/drawing/2015/10/21/chartex" xmlns:cx3="http://schemas.microsoft.com/office/drawing/2016/5/9/chartex" xmlns:cx4="http://schemas.microsoft.com/office/drawing/2016/5/10/chartex" xmlns:cx5="http://schemas.microsoft.com/office/drawing/2016/5/11/chartex" xmlns:cx6="http://schemas.microsoft.com/office/drawing/2016/5/12/chartex" xmlns:cx7="http://schemas.microsoft.com/office/drawing/2016/5/13/chartex" xmlns:cx8="http://schemas.microsoft.com/office/drawing/2016/5/14/chartex" xmlns:mc="http://schemas.openxmlformats.org/markup-compatibility/2006" xmlns:aink="http://schemas.microsoft.com/office/drawing/2016/ink" xmlns:am3d="http://schemas.microsoft.com/office/drawing/2017/model3d" xmlns:o="urn:schemas-microsoft-com:office:office" xmlns:oel="http://schemas.microsoft.com/office/2019/extlst" xmlns:r="http://schemas.openxmlformats.org/officeDocument/2006/relationships" xmlns:m="http://schemas.openxmlformats.org/officeDocument/2006/math" xmlns:v="urn:schemas-microsoft-com:vml" xmlns:wp14="http://schemas.microsoft.com/office/word/2010/wordprocessingDrawing" xmlns:wp="http://schemas.openxmlformats.org/drawingml/2006/wordprocessingDrawing" xmlns:w10="urn:schemas-microsoft-com:office:word" xmlns:w="http://schemas.openxmlformats.org/wordprocessingml/2006/main" xmlns:w14="http://schemas.microsoft.com/office/word/2010/wordml" xmlns:w15="http://schemas.microsoft.com/office/word/2012/wordml" xmlns:w16cex="http://schemas.microsoft.com/office/word/2018/wordml/cex" xmlns:w16cid="http://schemas.microsoft.com/office/word/2016/wordml/cid" xmlns:w16="http://schemas.microsoft.com/office/word/2018/wordml" xmlns:w16du="http://schemas.microsoft.com/office/word/2023/wordml/word16du" xmlns:w16sdtdh="http://schemas.microsoft.com/office/word/2020/wordml/sdtdatahash" xmlns:w16sdtfl="http://schemas.microsoft.com/office/word/2024/wordml/sdtformatlock" xmlns:w16se="http://schemas.microsoft.com/office/word/2015/wordml/symex" xmlns:wpg="http://schemas.microsoft.com/office/word/2010/wordprocessingGroup" xmlns:wpi="http://schemas.microsoft.com/office/word/2010/wordprocessingInk" xmlns:wne="http://schemas.microsoft.com/office/word/2006/wordml" xmlns:wps="http://schemas.microsoft.com/office/word/2010/wordprocessingShape" mc:Ignorable="w14 w15 w16se w16cid w16 w16cex w16sdtdh w16sdtfl w16du wp14">
   <w:endnote w:type="separator" w:id="-1">
     <w:p>
       <w:pPr>
@@ -595,7 +642,7 @@
 </file>
 
 <file path=word/footer1.xml><?xml version="1.0" encoding="utf-8"?>
-<w:ftr xmlns:wpc="http://schemas.microsoft.com/office/word/2010/wordprocessingCanvas" xmlns:cx="http://schemas.microsoft.com/office/drawing/2014/chartex" xmlns:cx1="http://schemas.microsoft.com/office/drawing/2015/9/8/chartex" xmlns:cx2="http://schemas.microsoft.com/office/drawing/2015/10/21/chartex" xmlns:cx3="http://schemas.microsoft.com/office/drawing/2016/5/9/chartex" xmlns:cx4="http://schemas.microsoft.com/office/drawing/2016/5/10/chartex" xmlns:cx5="http://schemas.microsoft.com/office/drawing/2016/5/11/chartex" xmlns:cx6="http://schemas.microsoft.com/office/drawing/2016/5/12/chartex" xmlns:cx7="http://schemas.microsoft.com/office/drawing/2016/5/13/chartex" xmlns:cx8="http://schemas.microsoft.com/office/drawing/2016/5/14/chartex" xmlns:mc="http://schemas.openxmlformats.org/markup-compatibility/2006" xmlns:aink="http://schemas.microsoft.com/office/drawing/2016/ink" xmlns:am3d="http://schemas.microsoft.com/office/drawing/2017/model3d" xmlns:o="urn:schemas-microsoft-com:office:office" xmlns:oel="http://schemas.microsoft.com/office/2019/extlst" xmlns:r="http://schemas.openxmlformats.org/officeDocument/2006/relationships" xmlns:m="http://schemas.openxmlformats.org/officeDocument/2006/math" xmlns:v="urn:schemas-microsoft-com:vml" xmlns:wp14="http://schemas.microsoft.com/office/word/2010/wordprocessingDrawing" xmlns:wp="http://schemas.openxmlformats.org/drawingml/2006/wordprocessingDrawing" xmlns:w10="urn:schemas-microsoft-com:office:word" xmlns:w="http://schemas.openxmlformats.org/wordprocessingml/2006/main" xmlns:w14="http://schemas.microsoft.com/office/word/2010/wordml" xmlns:w15="http://schemas.microsoft.com/office/word/2012/wordml" xmlns:w16cex="http://schemas.microsoft.com/office/word/2018/wordml/cex" xmlns:w16cid="http://schemas.microsoft.com/office/word/2016/wordml/cid" xmlns:w16="http://schemas.microsoft.com/office/word/2018/wordml" xmlns:w16sdtdh="http://schemas.microsoft.com/office/word/2020/wordml/sdtdatahash" xmlns:w16se="http://schemas.microsoft.com/office/word/2015/wordml/symex" xmlns:wpg="http://schemas.microsoft.com/office/word/2010/wordprocessingGroup" xmlns:wpi="http://schemas.microsoft.com/office/word/2010/wordprocessingInk" xmlns:wne="http://schemas.microsoft.com/office/word/2006/wordml" xmlns:wps="http://schemas.microsoft.com/office/word/2010/wordprocessingShape" mc:Ignorable="w14 w15 w16se w16cid w16 w16cex w16sdtdh wp14">
+<w:ftr xmlns:wpc="http://schemas.microsoft.com/office/word/2010/wordprocessingCanvas" xmlns:cx="http://schemas.microsoft.com/office/drawing/2014/chartex" xmlns:cx1="http://schemas.microsoft.com/office/drawing/2015/9/8/chartex" xmlns:cx2="http://schemas.microsoft.com/office/drawing/2015/10/21/chartex" xmlns:cx3="http://schemas.microsoft.com/office/drawing/2016/5/9/chartex" xmlns:cx4="http://schemas.microsoft.com/office/drawing/2016/5/10/chartex" xmlns:cx5="http://schemas.microsoft.com/office/drawing/2016/5/11/chartex" xmlns:cx6="http://schemas.microsoft.com/office/drawing/2016/5/12/chartex" xmlns:cx7="http://schemas.microsoft.com/office/drawing/2016/5/13/chartex" xmlns:cx8="http://schemas.microsoft.com/office/drawing/2016/5/14/chartex" xmlns:mc="http://schemas.openxmlformats.org/markup-compatibility/2006" xmlns:aink="http://schemas.microsoft.com/office/drawing/2016/ink" xmlns:am3d="http://schemas.microsoft.com/office/drawing/2017/model3d" xmlns:o="urn:schemas-microsoft-com:office:office" xmlns:oel="http://schemas.microsoft.com/office/2019/extlst" xmlns:r="http://schemas.openxmlformats.org/officeDocument/2006/relationships" xmlns:m="http://schemas.openxmlformats.org/officeDocument/2006/math" xmlns:v="urn:schemas-microsoft-com:vml" xmlns:wp14="http://schemas.microsoft.com/office/word/2010/wordprocessingDrawing" xmlns:wp="http://schemas.openxmlformats.org/drawingml/2006/wordprocessingDrawing" xmlns:w10="urn:schemas-microsoft-com:office:word" xmlns:w="http://schemas.openxmlformats.org/wordprocessingml/2006/main" xmlns:w14="http://schemas.microsoft.com/office/word/2010/wordml" xmlns:w15="http://schemas.microsoft.com/office/word/2012/wordml" xmlns:w16cex="http://schemas.microsoft.com/office/word/2018/wordml/cex" xmlns:w16cid="http://schemas.microsoft.com/office/word/2016/wordml/cid" xmlns:w16="http://schemas.microsoft.com/office/word/2018/wordml" xmlns:w16du="http://schemas.microsoft.com/office/word/2023/wordml/word16du" xmlns:w16sdtdh="http://schemas.microsoft.com/office/word/2020/wordml/sdtdatahash" xmlns:w16sdtfl="http://schemas.microsoft.com/office/word/2024/wordml/sdtformatlock" xmlns:w16se="http://schemas.microsoft.com/office/word/2015/wordml/symex" xmlns:wpg="http://schemas.microsoft.com/office/word/2010/wordprocessingGroup" xmlns:wpi="http://schemas.microsoft.com/office/word/2010/wordprocessingInk" xmlns:wne="http://schemas.microsoft.com/office/word/2006/wordml" xmlns:wps="http://schemas.microsoft.com/office/word/2010/wordprocessingShape" mc:Ignorable="w14 w15 w16se w16cid w16 w16cex w16sdtdh w16sdtfl w16du wp14">
   <w:p>
     <w:pPr>
       <w:pStyle w:val="Footer"/>
@@ -605,7 +652,7 @@
 </file>
 
 <file path=word/footer2.xml><?xml version="1.0" encoding="utf-8"?>
-<w:ftr xmlns:wpc="http://schemas.microsoft.com/office/word/2010/wordprocessingCanvas" xmlns:cx="http://schemas.microsoft.com/office/drawing/2014/chartex" xmlns:cx1="http://schemas.microsoft.com/office/drawing/2015/9/8/chartex" xmlns:cx2="http://schemas.microsoft.com/office/drawing/2015/10/21/chartex" xmlns:cx3="http://schemas.microsoft.com/office/drawing/2016/5/9/chartex" xmlns:cx4="http://schemas.microsoft.com/office/drawing/2016/5/10/chartex" xmlns:cx5="http://schemas.microsoft.com/office/drawing/2016/5/11/chartex" xmlns:cx6="http://schemas.microsoft.com/office/drawing/2016/5/12/chartex" xmlns:cx7="http://schemas.microsoft.com/office/drawing/2016/5/13/chartex" xmlns:cx8="http://schemas.microsoft.com/office/drawing/2016/5/14/chartex" xmlns:mc="http://schemas.openxmlformats.org/markup-compatibility/2006" xmlns:aink="http://schemas.microsoft.com/office/drawing/2016/ink" xmlns:am3d="http://schemas.microsoft.com/office/drawing/2017/model3d" xmlns:o="urn:schemas-microsoft-com:office:office" xmlns:oel="http://schemas.microsoft.com/office/2019/extlst" xmlns:r="http://schemas.openxmlformats.org/officeDocument/2006/relationships" xmlns:m="http://schemas.openxmlformats.org/officeDocument/2006/math" xmlns:v="urn:schemas-microsoft-com:vml" xmlns:wp14="http://schemas.microsoft.com/office/word/2010/wordprocessingDrawing" xmlns:wp="http://schemas.openxmlformats.org/drawingml/2006/wordprocessingDrawing" xmlns:w10="urn:schemas-microsoft-com:office:word" xmlns:w="http://schemas.openxmlformats.org/wordprocessingml/2006/main" xmlns:w14="http://schemas.microsoft.com/office/word/2010/wordml" xmlns:w15="http://schemas.microsoft.com/office/word/2012/wordml" xmlns:w16cex="http://schemas.microsoft.com/office/word/2018/wordml/cex" xmlns:w16cid="http://schemas.microsoft.com/office/word/2016/wordml/cid" xmlns:w16="http://schemas.microsoft.com/office/word/2018/wordml" xmlns:w16sdtdh="http://schemas.microsoft.com/office/word/2020/wordml/sdtdatahash" xmlns:w16se="http://schemas.microsoft.com/office/word/2015/wordml/symex" xmlns:wpg="http://schemas.microsoft.com/office/word/2010/wordprocessingGroup" xmlns:wpi="http://schemas.microsoft.com/office/word/2010/wordprocessingInk" xmlns:wne="http://schemas.microsoft.com/office/word/2006/wordml" xmlns:wps="http://schemas.microsoft.com/office/word/2010/wordprocessingShape" mc:Ignorable="w14 w15 w16se w16cid w16 w16cex w16sdtdh wp14">
+<w:ftr xmlns:wpc="http://schemas.microsoft.com/office/word/2010/wordprocessingCanvas" xmlns:cx="http://schemas.microsoft.com/office/drawing/2014/chartex" xmlns:cx1="http://schemas.microsoft.com/office/drawing/2015/9/8/chartex" xmlns:cx2="http://schemas.microsoft.com/office/drawing/2015/10/21/chartex" xmlns:cx3="http://schemas.microsoft.com/office/drawing/2016/5/9/chartex" xmlns:cx4="http://schemas.microsoft.com/office/drawing/2016/5/10/chartex" xmlns:cx5="http://schemas.microsoft.com/office/drawing/2016/5/11/chartex" xmlns:cx6="http://schemas.microsoft.com/office/drawing/2016/5/12/chartex" xmlns:cx7="http://schemas.microsoft.com/office/drawing/2016/5/13/chartex" xmlns:cx8="http://schemas.microsoft.com/office/drawing/2016/5/14/chartex" xmlns:mc="http://schemas.openxmlformats.org/markup-compatibility/2006" xmlns:aink="http://schemas.microsoft.com/office/drawing/2016/ink" xmlns:am3d="http://schemas.microsoft.com/office/drawing/2017/model3d" xmlns:o="urn:schemas-microsoft-com:office:office" xmlns:oel="http://schemas.microsoft.com/office/2019/extlst" xmlns:r="http://schemas.openxmlformats.org/officeDocument/2006/relationships" xmlns:m="http://schemas.openxmlformats.org/officeDocument/2006/math" xmlns:v="urn:schemas-microsoft-com:vml" xmlns:wp14="http://schemas.microsoft.com/office/word/2010/wordprocessingDrawing" xmlns:wp="http://schemas.openxmlformats.org/drawingml/2006/wordprocessingDrawing" xmlns:w10="urn:schemas-microsoft-com:office:word" xmlns:w="http://schemas.openxmlformats.org/wordprocessingml/2006/main" xmlns:w14="http://schemas.microsoft.com/office/word/2010/wordml" xmlns:w15="http://schemas.microsoft.com/office/word/2012/wordml" xmlns:w16cex="http://schemas.microsoft.com/office/word/2018/wordml/cex" xmlns:w16cid="http://schemas.microsoft.com/office/word/2016/wordml/cid" xmlns:w16="http://schemas.microsoft.com/office/word/2018/wordml" xmlns:w16du="http://schemas.microsoft.com/office/word/2023/wordml/word16du" xmlns:w16sdtdh="http://schemas.microsoft.com/office/word/2020/wordml/sdtdatahash" xmlns:w16sdtfl="http://schemas.microsoft.com/office/word/2024/wordml/sdtformatlock" xmlns:w16se="http://schemas.microsoft.com/office/word/2015/wordml/symex" xmlns:wpg="http://schemas.microsoft.com/office/word/2010/wordprocessingGroup" xmlns:wpi="http://schemas.microsoft.com/office/word/2010/wordprocessingInk" xmlns:wne="http://schemas.microsoft.com/office/word/2006/wordml" xmlns:wps="http://schemas.microsoft.com/office/word/2010/wordprocessingShape" mc:Ignorable="w14 w15 w16se w16cid w16 w16cex w16sdtdh w16sdtfl w16du wp14">
   <w:p>
     <w:pPr>
       <w:pStyle w:val="Footer"/>
@@ -615,7 +662,7 @@
 </file>
 
 <file path=word/footer3.xml><?xml version="1.0" encoding="utf-8"?>
-<w:ftr xmlns:wpc="http://schemas.microsoft.com/office/word/2010/wordprocessingCanvas" xmlns:cx="http://schemas.microsoft.com/office/drawing/2014/chartex" xmlns:cx1="http://schemas.microsoft.com/office/drawing/2015/9/8/chartex" xmlns:cx2="http://schemas.microsoft.com/office/drawing/2015/10/21/chartex" xmlns:cx3="http://schemas.microsoft.com/office/drawing/2016/5/9/chartex" xmlns:cx4="http://schemas.microsoft.com/office/drawing/2016/5/10/chartex" xmlns:cx5="http://schemas.microsoft.com/office/drawing/2016/5/11/chartex" xmlns:cx6="http://schemas.microsoft.com/office/drawing/2016/5/12/chartex" xmlns:cx7="http://schemas.microsoft.com/office/drawing/2016/5/13/chartex" xmlns:cx8="http://schemas.microsoft.com/office/drawing/2016/5/14/chartex" xmlns:mc="http://schemas.openxmlformats.org/markup-compatibility/2006" xmlns:aink="http://schemas.microsoft.com/office/drawing/2016/ink" xmlns:am3d="http://schemas.microsoft.com/office/drawing/2017/model3d" xmlns:o="urn:schemas-microsoft-com:office:office" xmlns:oel="http://schemas.microsoft.com/office/2019/extlst" xmlns:r="http://schemas.openxmlformats.org/officeDocument/2006/relationships" xmlns:m="http://schemas.openxmlformats.org/officeDocument/2006/math" xmlns:v="urn:schemas-microsoft-com:vml" xmlns:wp14="http://schemas.microsoft.com/office/word/2010/wordprocessingDrawing" xmlns:wp="http://schemas.openxmlformats.org/drawingml/2006/wordprocessingDrawing" xmlns:w10="urn:schemas-microsoft-com:office:word" xmlns:w="http://schemas.openxmlformats.org/wordprocessingml/2006/main" xmlns:w14="http://schemas.microsoft.com/office/word/2010/wordml" xmlns:w15="http://schemas.microsoft.com/office/word/2012/wordml" xmlns:w16cex="http://schemas.microsoft.com/office/word/2018/wordml/cex" xmlns:w16cid="http://schemas.microsoft.com/office/word/2016/wordml/cid" xmlns:w16="http://schemas.microsoft.com/office/word/2018/wordml" xmlns:w16sdtdh="http://schemas.microsoft.com/office/word/2020/wordml/sdtdatahash" xmlns:w16se="http://schemas.microsoft.com/office/word/2015/wordml/symex" xmlns:wpg="http://schemas.microsoft.com/office/word/2010/wordprocessingGroup" xmlns:wpi="http://schemas.microsoft.com/office/word/2010/wordprocessingInk" xmlns:wne="http://schemas.microsoft.com/office/word/2006/wordml" xmlns:wps="http://schemas.microsoft.com/office/word/2010/wordprocessingShape" mc:Ignorable="w14 w15 w16se w16cid w16 w16cex w16sdtdh wp14">
+<w:ftr xmlns:wpc="http://schemas.microsoft.com/office/word/2010/wordprocessingCanvas" xmlns:cx="http://schemas.microsoft.com/office/drawing/2014/chartex" xmlns:cx1="http://schemas.microsoft.com/office/drawing/2015/9/8/chartex" xmlns:cx2="http://schemas.microsoft.com/office/drawing/2015/10/21/chartex" xmlns:cx3="http://schemas.microsoft.com/office/drawing/2016/5/9/chartex" xmlns:cx4="http://schemas.microsoft.com/office/drawing/2016/5/10/chartex" xmlns:cx5="http://schemas.microsoft.com/office/drawing/2016/5/11/chartex" xmlns:cx6="http://schemas.microsoft.com/office/drawing/2016/5/12/chartex" xmlns:cx7="http://schemas.microsoft.com/office/drawing/2016/5/13/chartex" xmlns:cx8="http://schemas.microsoft.com/office/drawing/2016/5/14/chartex" xmlns:mc="http://schemas.openxmlformats.org/markup-compatibility/2006" xmlns:aink="http://schemas.microsoft.com/office/drawing/2016/ink" xmlns:am3d="http://schemas.microsoft.com/office/drawing/2017/model3d" xmlns:o="urn:schemas-microsoft-com:office:office" xmlns:oel="http://schemas.microsoft.com/office/2019/extlst" xmlns:r="http://schemas.openxmlformats.org/officeDocument/2006/relationships" xmlns:m="http://schemas.openxmlformats.org/officeDocument/2006/math" xmlns:v="urn:schemas-microsoft-com:vml" xmlns:wp14="http://schemas.microsoft.com/office/word/2010/wordprocessingDrawing" xmlns:wp="http://schemas.openxmlformats.org/drawingml/2006/wordprocessingDrawing" xmlns:w10="urn:schemas-microsoft-com:office:word" xmlns:w="http://schemas.openxmlformats.org/wordprocessingml/2006/main" xmlns:w14="http://schemas.microsoft.com/office/word/2010/wordml" xmlns:w15="http://schemas.microsoft.com/office/word/2012/wordml" xmlns:w16cex="http://schemas.microsoft.com/office/word/2018/wordml/cex" xmlns:w16cid="http://schemas.microsoft.com/office/word/2016/wordml/cid" xmlns:w16="http://schemas.microsoft.com/office/word/2018/wordml" xmlns:w16du="http://schemas.microsoft.com/office/word/2023/wordml/word16du" xmlns:w16sdtdh="http://schemas.microsoft.com/office/word/2020/wordml/sdtdatahash" xmlns:w16sdtfl="http://schemas.microsoft.com/office/word/2024/wordml/sdtformatlock" xmlns:w16se="http://schemas.microsoft.com/office/word/2015/wordml/symex" xmlns:wpg="http://schemas.microsoft.com/office/word/2010/wordprocessingGroup" xmlns:wpi="http://schemas.microsoft.com/office/word/2010/wordprocessingInk" xmlns:wne="http://schemas.microsoft.com/office/word/2006/wordml" xmlns:wps="http://schemas.microsoft.com/office/word/2010/wordprocessingShape" mc:Ignorable="w14 w15 w16se w16cid w16 w16cex w16sdtdh w16sdtfl w16du wp14">
   <w:p>
     <w:pPr>
       <w:pStyle w:val="Footer"/>
@@ -625,7 +672,7 @@
 </file>
 
 <file path=word/footnotes.xml><?xml version="1.0" encoding="utf-8"?>
-<w:footnotes xmlns:wpc="http://schemas.microsoft.com/office/word/2010/wordprocessingCanvas" xmlns:cx="http://schemas.microsoft.com/office/drawing/2014/chartex" xmlns:cx1="http://schemas.microsoft.com/office/drawing/2015/9/8/chartex" xmlns:cx2="http://schemas.microsoft.com/office/drawing/2015/10/21/chartex" xmlns:cx3="http://schemas.microsoft.com/office/drawing/2016/5/9/chartex" xmlns:cx4="http://schemas.microsoft.com/office/drawing/2016/5/10/chartex" xmlns:cx5="http://schemas.microsoft.com/office/drawing/2016/5/11/chartex" xmlns:cx6="http://schemas.microsoft.com/office/drawing/2016/5/12/chartex" xmlns:cx7="http://schemas.microsoft.com/office/drawing/2016/5/13/chartex" xmlns:cx8="http://schemas.microsoft.com/office/drawing/2016/5/14/chartex" xmlns:mc="http://schemas.openxmlformats.org/markup-compatibility/2006" xmlns:aink="http://schemas.microsoft.com/office/drawing/2016/ink" xmlns:am3d="http://schemas.microsoft.com/office/drawing/2017/model3d" xmlns:o="urn:schemas-microsoft-com:office:office" xmlns:oel="http://schemas.microsoft.com/office/2019/extlst" xmlns:r="http://schemas.openxmlformats.org/officeDocument/2006/relationships" xmlns:m="http://schemas.openxmlformats.org/officeDocument/2006/math" xmlns:v="urn:schemas-microsoft-com:vml" xmlns:wp14="http://schemas.microsoft.com/office/word/2010/wordprocessingDrawing" xmlns:wp="http://schemas.openxmlformats.org/drawingml/2006/wordprocessingDrawing" xmlns:w10="urn:schemas-microsoft-com:office:word" xmlns:w="http://schemas.openxmlformats.org/wordprocessingml/2006/main" xmlns:w14="http://schemas.microsoft.com/office/word/2010/wordml" xmlns:w15="http://schemas.microsoft.com/office/word/2012/wordml" xmlns:w16cex="http://schemas.microsoft.com/office/word/2018/wordml/cex" xmlns:w16cid="http://schemas.microsoft.com/office/word/2016/wordml/cid" xmlns:w16="http://schemas.microsoft.com/office/word/2018/wordml" xmlns:w16sdtdh="http://schemas.microsoft.com/office/word/2020/wordml/sdtdatahash" xmlns:w16se="http://schemas.microsoft.com/office/word/2015/wordml/symex" xmlns:wpg="http://schemas.microsoft.com/office/word/2010/wordprocessingGroup" xmlns:wpi="http://schemas.microsoft.com/office/word/2010/wordprocessingInk" xmlns:wne="http://schemas.microsoft.com/office/word/2006/wordml" xmlns:wps="http://schemas.microsoft.com/office/word/2010/wordprocessingShape" mc:Ignorable="w14 w15 w16se w16cid w16 w16cex w16sdtdh wp14">
+<w:footnotes xmlns:wpc="http://schemas.microsoft.com/office/word/2010/wordprocessingCanvas" xmlns:cx="http://schemas.microsoft.com/office/drawing/2014/chartex" xmlns:cx1="http://schemas.microsoft.com/office/drawing/2015/9/8/chartex" xmlns:cx2="http://schemas.microsoft.com/office/drawing/2015/10/21/chartex" xmlns:cx3="http://schemas.microsoft.com/office/drawing/2016/5/9/chartex" xmlns:cx4="http://schemas.microsoft.com/office/drawing/2016/5/10/chartex" xmlns:cx5="http://schemas.microsoft.com/office/drawing/2016/5/11/chartex" xmlns:cx6="http://schemas.microsoft.com/office/drawing/2016/5/12/chartex" xmlns:cx7="http://schemas.microsoft.com/office/drawing/2016/5/13/chartex" xmlns:cx8="http://schemas.microsoft.com/office/drawing/2016/5/14/chartex" xmlns:mc="http://schemas.openxmlformats.org/markup-compatibility/2006" xmlns:aink="http://schemas.microsoft.com/office/drawing/2016/ink" xmlns:am3d="http://schemas.microsoft.com/office/drawing/2017/model3d" xmlns:o="urn:schemas-microsoft-com:office:office" xmlns:oel="http://schemas.microsoft.com/office/2019/extlst" xmlns:r="http://schemas.openxmlformats.org/officeDocument/2006/relationships" xmlns:m="http://schemas.openxmlformats.org/officeDocument/2006/math" xmlns:v="urn:schemas-microsoft-com:vml" xmlns:wp14="http://schemas.microsoft.com/office/word/2010/wordprocessingDrawing" xmlns:wp="http://schemas.openxmlformats.org/drawingml/2006/wordprocessingDrawing" xmlns:w10="urn:schemas-microsoft-com:office:word" xmlns:w="http://schemas.openxmlformats.org/wordprocessingml/2006/main" xmlns:w14="http://schemas.microsoft.com/office/word/2010/wordml" xmlns:w15="http://schemas.microsoft.com/office/word/2012/wordml" xmlns:w16cex="http://schemas.microsoft.com/office/word/2018/wordml/cex" xmlns:w16cid="http://schemas.microsoft.com/office/word/2016/wordml/cid" xmlns:w16="http://schemas.microsoft.com/office/word/2018/wordml" xmlns:w16du="http://schemas.microsoft.com/office/word/2023/wordml/word16du" xmlns:w16sdtdh="http://schemas.microsoft.com/office/word/2020/wordml/sdtdatahash" xmlns:w16sdtfl="http://schemas.microsoft.com/office/word/2024/wordml/sdtformatlock" xmlns:w16se="http://schemas.microsoft.com/office/word/2015/wordml/symex" xmlns:wpg="http://schemas.microsoft.com/office/word/2010/wordprocessingGroup" xmlns:wpi="http://schemas.microsoft.com/office/word/2010/wordprocessingInk" xmlns:wne="http://schemas.microsoft.com/office/word/2006/wordml" xmlns:wps="http://schemas.microsoft.com/office/word/2010/wordprocessingShape" mc:Ignorable="w14 w15 w16se w16cid w16 w16cex w16sdtdh w16sdtfl w16du wp14">
   <w:footnote w:type="separator" w:id="-1">
     <w:p>
       <w:pPr>
@@ -650,7 +697,7 @@
 </file>
 
 <file path=word/header1.xml><?xml version="1.0" encoding="utf-8"?>
-<w:hdr xmlns:wpc="http://schemas.microsoft.com/office/word/2010/wordprocessingCanvas" xmlns:cx="http://schemas.microsoft.com/office/drawing/2014/chartex" xmlns:cx1="http://schemas.microsoft.com/office/drawing/2015/9/8/chartex" xmlns:cx2="http://schemas.microsoft.com/office/drawing/2015/10/21/chartex" xmlns:cx3="http://schemas.microsoft.com/office/drawing/2016/5/9/chartex" xmlns:cx4="http://schemas.microsoft.com/office/drawing/2016/5/10/chartex" xmlns:cx5="http://schemas.microsoft.com/office/drawing/2016/5/11/chartex" xmlns:cx6="http://schemas.microsoft.com/office/drawing/2016/5/12/chartex" xmlns:cx7="http://schemas.microsoft.com/office/drawing/2016/5/13/chartex" xmlns:cx8="http://schemas.microsoft.com/office/drawing/2016/5/14/chartex" xmlns:mc="http://schemas.openxmlformats.org/markup-compatibility/2006" xmlns:aink="http://schemas.microsoft.com/office/drawing/2016/ink" xmlns:am3d="http://schemas.microsoft.com/office/drawing/2017/model3d" xmlns:o="urn:schemas-microsoft-com:office:office" xmlns:oel="http://schemas.microsoft.com/office/2019/extlst" xmlns:r="http://schemas.openxmlformats.org/officeDocument/2006/relationships" xmlns:m="http://schemas.openxmlformats.org/officeDocument/2006/math" xmlns:v="urn:schemas-microsoft-com:vml" xmlns:wp14="http://schemas.microsoft.com/office/word/2010/wordprocessingDrawing" xmlns:wp="http://schemas.openxmlformats.org/drawingml/2006/wordprocessingDrawing" xmlns:w10="urn:schemas-microsoft-com:office:word" xmlns:w="http://schemas.openxmlformats.org/wordprocessingml/2006/main" xmlns:w14="http://schemas.microsoft.com/office/word/2010/wordml" xmlns:w15="http://schemas.microsoft.com/office/word/2012/wordml" xmlns:w16cex="http://schemas.microsoft.com/office/word/2018/wordml/cex" xmlns:w16cid="http://schemas.microsoft.com/office/word/2016/wordml/cid" xmlns:w16="http://schemas.microsoft.com/office/word/2018/wordml" xmlns:w16sdtdh="http://schemas.microsoft.com/office/word/2020/wordml/sdtdatahash" xmlns:w16se="http://schemas.microsoft.com/office/word/2015/wordml/symex" xmlns:wpg="http://schemas.microsoft.com/office/word/2010/wordprocessingGroup" xmlns:wpi="http://schemas.microsoft.com/office/word/2010/wordprocessingInk" xmlns:wne="http://schemas.microsoft.com/office/word/2006/wordml" xmlns:wps="http://schemas.microsoft.com/office/word/2010/wordprocessingShape" mc:Ignorable="w14 w15 w16se w16cid w16 w16cex w16sdtdh wp14">
+<w:hdr xmlns:wpc="http://schemas.microsoft.com/office/word/2010/wordprocessingCanvas" xmlns:cx="http://schemas.microsoft.com/office/drawing/2014/chartex" xmlns:cx1="http://schemas.microsoft.com/office/drawing/2015/9/8/chartex" xmlns:cx2="http://schemas.microsoft.com/office/drawing/2015/10/21/chartex" xmlns:cx3="http://schemas.microsoft.com/office/drawing/2016/5/9/chartex" xmlns:cx4="http://schemas.microsoft.com/office/drawing/2016/5/10/chartex" xmlns:cx5="http://schemas.microsoft.com/office/drawing/2016/5/11/chartex" xmlns:cx6="http://schemas.microsoft.com/office/drawing/2016/5/12/chartex" xmlns:cx7="http://schemas.microsoft.com/office/drawing/2016/5/13/chartex" xmlns:cx8="http://schemas.microsoft.com/office/drawing/2016/5/14/chartex" xmlns:mc="http://schemas.openxmlformats.org/markup-compatibility/2006" xmlns:aink="http://schemas.microsoft.com/office/drawing/2016/ink" xmlns:am3d="http://schemas.microsoft.com/office/drawing/2017/model3d" xmlns:o="urn:schemas-microsoft-com:office:office" xmlns:oel="http://schemas.microsoft.com/office/2019/extlst" xmlns:r="http://schemas.openxmlformats.org/officeDocument/2006/relationships" xmlns:m="http://schemas.openxmlformats.org/officeDocument/2006/math" xmlns:v="urn:schemas-microsoft-com:vml" xmlns:wp14="http://schemas.microsoft.com/office/word/2010/wordprocessingDrawing" xmlns:wp="http://schemas.openxmlformats.org/drawingml/2006/wordprocessingDrawing" xmlns:w10="urn:schemas-microsoft-com:office:word" xmlns:w="http://schemas.openxmlformats.org/wordprocessingml/2006/main" xmlns:w14="http://schemas.microsoft.com/office/word/2010/wordml" xmlns:w15="http://schemas.microsoft.com/office/word/2012/wordml" xmlns:w16cex="http://schemas.microsoft.com/office/word/2018/wordml/cex" xmlns:w16cid="http://schemas.microsoft.com/office/word/2016/wordml/cid" xmlns:w16="http://schemas.microsoft.com/office/word/2018/wordml" xmlns:w16du="http://schemas.microsoft.com/office/word/2023/wordml/word16du" xmlns:w16sdtdh="http://schemas.microsoft.com/office/word/2020/wordml/sdtdatahash" xmlns:w16sdtfl="http://schemas.microsoft.com/office/word/2024/wordml/sdtformatlock" xmlns:w16se="http://schemas.microsoft.com/office/word/2015/wordml/symex" xmlns:wpg="http://schemas.microsoft.com/office/word/2010/wordprocessingGroup" xmlns:wpi="http://schemas.microsoft.com/office/word/2010/wordprocessingInk" xmlns:wne="http://schemas.microsoft.com/office/word/2006/wordml" xmlns:wps="http://schemas.microsoft.com/office/word/2010/wordprocessingShape" mc:Ignorable="w14 w15 w16se w16cid w16 w16cex w16sdtdh w16sdtfl w16du wp14">
   <w:p>
     <w:pPr>
       <w:pStyle w:val="Header"/>
@@ -660,7 +707,7 @@
 </file>
 
 <file path=word/header2.xml><?xml version="1.0" encoding="utf-8"?>
-<w:hdr xmlns:wpc="http://schemas.microsoft.com/office/word/2010/wordprocessingCanvas" xmlns:cx="http://schemas.microsoft.com/office/drawing/2014/chartex" xmlns:cx1="http://schemas.microsoft.com/office/drawing/2015/9/8/chartex" xmlns:cx2="http://schemas.microsoft.com/office/drawing/2015/10/21/chartex" xmlns:cx3="http://schemas.microsoft.com/office/drawing/2016/5/9/chartex" xmlns:cx4="http://schemas.microsoft.com/office/drawing/2016/5/10/chartex" xmlns:cx5="http://schemas.microsoft.com/office/drawing/2016/5/11/chartex" xmlns:cx6="http://schemas.microsoft.com/office/drawing/2016/5/12/chartex" xmlns:cx7="http://schemas.microsoft.com/office/drawing/2016/5/13/chartex" xmlns:cx8="http://schemas.microsoft.com/office/drawing/2016/5/14/chartex" xmlns:mc="http://schemas.openxmlformats.org/markup-compatibility/2006" xmlns:aink="http://schemas.microsoft.com/office/drawing/2016/ink" xmlns:am3d="http://schemas.microsoft.com/office/drawing/2017/model3d" xmlns:o="urn:schemas-microsoft-com:office:office" xmlns:oel="http://schemas.microsoft.com/office/2019/extlst" xmlns:r="http://schemas.openxmlformats.org/officeDocument/2006/relationships" xmlns:m="http://schemas.openxmlformats.org/officeDocument/2006/math" xmlns:v="urn:schemas-microsoft-com:vml" xmlns:wp14="http://schemas.microsoft.com/office/word/2010/wordprocessingDrawing" xmlns:wp="http://schemas.openxmlformats.org/drawingml/2006/wordprocessingDrawing" xmlns:w10="urn:schemas-microsoft-com:office:word" xmlns:w="http://schemas.openxmlformats.org/wordprocessingml/2006/main" xmlns:w14="http://schemas.microsoft.com/office/word/2010/wordml" xmlns:w15="http://schemas.microsoft.com/office/word/2012/wordml" xmlns:w16cex="http://schemas.microsoft.com/office/word/2018/wordml/cex" xmlns:w16cid="http://schemas.microsoft.com/office/word/2016/wordml/cid" xmlns:w16="http://schemas.microsoft.com/office/word/2018/wordml" xmlns:w16sdtdh="http://schemas.microsoft.com/office/word/2020/wordml/sdtdatahash" xmlns:w16se="http://schemas.microsoft.com/office/word/2015/wordml/symex" xmlns:wpg="http://schemas.microsoft.com/office/word/2010/wordprocessingGroup" xmlns:wpi="http://schemas.microsoft.com/office/word/2010/wordprocessingInk" xmlns:wne="http://schemas.microsoft.com/office/word/2006/wordml" xmlns:wps="http://schemas.microsoft.com/office/word/2010/wordprocessingShape" mc:Ignorable="w14 w15 w16se w16cid w16 w16cex w16sdtdh wp14">
+<w:hdr xmlns:wpc="http://schemas.microsoft.com/office/word/2010/wordprocessingCanvas" xmlns:cx="http://schemas.microsoft.com/office/drawing/2014/chartex" xmlns:cx1="http://schemas.microsoft.com/office/drawing/2015/9/8/chartex" xmlns:cx2="http://schemas.microsoft.com/office/drawing/2015/10/21/chartex" xmlns:cx3="http://schemas.microsoft.com/office/drawing/2016/5/9/chartex" xmlns:cx4="http://schemas.microsoft.com/office/drawing/2016/5/10/chartex" xmlns:cx5="http://schemas.microsoft.com/office/drawing/2016/5/11/chartex" xmlns:cx6="http://schemas.microsoft.com/office/drawing/2016/5/12/chartex" xmlns:cx7="http://schemas.microsoft.com/office/drawing/2016/5/13/chartex" xmlns:cx8="http://schemas.microsoft.com/office/drawing/2016/5/14/chartex" xmlns:mc="http://schemas.openxmlformats.org/markup-compatibility/2006" xmlns:aink="http://schemas.microsoft.com/office/drawing/2016/ink" xmlns:am3d="http://schemas.microsoft.com/office/drawing/2017/model3d" xmlns:o="urn:schemas-microsoft-com:office:office" xmlns:oel="http://schemas.microsoft.com/office/2019/extlst" xmlns:r="http://schemas.openxmlformats.org/officeDocument/2006/relationships" xmlns:m="http://schemas.openxmlformats.org/officeDocument/2006/math" xmlns:v="urn:schemas-microsoft-com:vml" xmlns:wp14="http://schemas.microsoft.com/office/word/2010/wordprocessingDrawing" xmlns:wp="http://schemas.openxmlformats.org/drawingml/2006/wordprocessingDrawing" xmlns:w10="urn:schemas-microsoft-com:office:word" xmlns:w="http://schemas.openxmlformats.org/wordprocessingml/2006/main" xmlns:w14="http://schemas.microsoft.com/office/word/2010/wordml" xmlns:w15="http://schemas.microsoft.com/office/word/2012/wordml" xmlns:w16cex="http://schemas.microsoft.com/office/word/2018/wordml/cex" xmlns:w16cid="http://schemas.microsoft.com/office/word/2016/wordml/cid" xmlns:w16="http://schemas.microsoft.com/office/word/2018/wordml" xmlns:w16du="http://schemas.microsoft.com/office/word/2023/wordml/word16du" xmlns:w16sdtdh="http://schemas.microsoft.com/office/word/2020/wordml/sdtdatahash" xmlns:w16sdtfl="http://schemas.microsoft.com/office/word/2024/wordml/sdtformatlock" xmlns:w16se="http://schemas.microsoft.com/office/word/2015/wordml/symex" xmlns:wpg="http://schemas.microsoft.com/office/word/2010/wordprocessingGroup" xmlns:wpi="http://schemas.microsoft.com/office/word/2010/wordprocessingInk" xmlns:wne="http://schemas.microsoft.com/office/word/2006/wordml" xmlns:wps="http://schemas.microsoft.com/office/word/2010/wordprocessingShape" mc:Ignorable="w14 w15 w16se w16cid w16 w16cex w16sdtdh w16sdtfl w16du wp14">
   <w:p>
     <w:pPr>
       <w:pStyle w:val="Header"/>
@@ -671,7 +718,7 @@
 </file>
 
 <file path=word/header3.xml><?xml version="1.0" encoding="utf-8"?>
-<w:hdr xmlns:wpc="http://schemas.microsoft.com/office/word/2010/wordprocessingCanvas" xmlns:cx="http://schemas.microsoft.com/office/drawing/2014/chartex" xmlns:cx1="http://schemas.microsoft.com/office/drawing/2015/9/8/chartex" xmlns:cx2="http://schemas.microsoft.com/office/drawing/2015/10/21/chartex" xmlns:cx3="http://schemas.microsoft.com/office/drawing/2016/5/9/chartex" xmlns:cx4="http://schemas.microsoft.com/office/drawing/2016/5/10/chartex" xmlns:cx5="http://schemas.microsoft.com/office/drawing/2016/5/11/chartex" xmlns:cx6="http://schemas.microsoft.com/office/drawing/2016/5/12/chartex" xmlns:cx7="http://schemas.microsoft.com/office/drawing/2016/5/13/chartex" xmlns:cx8="http://schemas.microsoft.com/office/drawing/2016/5/14/chartex" xmlns:mc="http://schemas.openxmlformats.org/markup-compatibility/2006" xmlns:aink="http://schemas.microsoft.com/office/drawing/2016/ink" xmlns:am3d="http://schemas.microsoft.com/office/drawing/2017/model3d" xmlns:o="urn:schemas-microsoft-com:office:office" xmlns:oel="http://schemas.microsoft.com/office/2019/extlst" xmlns:r="http://schemas.openxmlformats.org/officeDocument/2006/relationships" xmlns:m="http://schemas.openxmlformats.org/officeDocument/2006/math" xmlns:v="urn:schemas-microsoft-com:vml" xmlns:wp14="http://schemas.microsoft.com/office/word/2010/wordprocessingDrawing" xmlns:wp="http://schemas.openxmlformats.org/drawingml/2006/wordprocessingDrawing" xmlns:w10="urn:schemas-microsoft-com:office:word" xmlns:w="http://schemas.openxmlformats.org/wordprocessingml/2006/main" xmlns:w14="http://schemas.microsoft.com/office/word/2010/wordml" xmlns:w15="http://schemas.microsoft.com/office/word/2012/wordml" xmlns:w16cex="http://schemas.microsoft.com/office/word/2018/wordml/cex" xmlns:w16cid="http://schemas.microsoft.com/office/word/2016/wordml/cid" xmlns:w16="http://schemas.microsoft.com/office/word/2018/wordml" xmlns:w16sdtdh="http://schemas.microsoft.com/office/word/2020/wordml/sdtdatahash" xmlns:w16se="http://schemas.microsoft.com/office/word/2015/wordml/symex" xmlns:wpg="http://schemas.microsoft.com/office/word/2010/wordprocessingGroup" xmlns:wpi="http://schemas.microsoft.com/office/word/2010/wordprocessingInk" xmlns:wne="http://schemas.microsoft.com/office/word/2006/wordml" xmlns:wps="http://schemas.microsoft.com/office/word/2010/wordprocessingShape" mc:Ignorable="w14 w15 w16se w16cid w16 w16cex w16sdtdh wp14">
+<w:hdr xmlns:wpc="http://schemas.microsoft.com/office/word/2010/wordprocessingCanvas" xmlns:cx="http://schemas.microsoft.com/office/drawing/2014/chartex" xmlns:cx1="http://schemas.microsoft.com/office/drawing/2015/9/8/chartex" xmlns:cx2="http://schemas.microsoft.com/office/drawing/2015/10/21/chartex" xmlns:cx3="http://schemas.microsoft.com/office/drawing/2016/5/9/chartex" xmlns:cx4="http://schemas.microsoft.com/office/drawing/2016/5/10/chartex" xmlns:cx5="http://schemas.microsoft.com/office/drawing/2016/5/11/chartex" xmlns:cx6="http://schemas.microsoft.com/office/drawing/2016/5/12/chartex" xmlns:cx7="http://schemas.microsoft.com/office/drawing/2016/5/13/chartex" xmlns:cx8="http://schemas.microsoft.com/office/drawing/2016/5/14/chartex" xmlns:mc="http://schemas.openxmlformats.org/markup-compatibility/2006" xmlns:aink="http://schemas.microsoft.com/office/drawing/2016/ink" xmlns:am3d="http://schemas.microsoft.com/office/drawing/2017/model3d" xmlns:o="urn:schemas-microsoft-com:office:office" xmlns:oel="http://schemas.microsoft.com/office/2019/extlst" xmlns:r="http://schemas.openxmlformats.org/officeDocument/2006/relationships" xmlns:m="http://schemas.openxmlformats.org/officeDocument/2006/math" xmlns:v="urn:schemas-microsoft-com:vml" xmlns:wp14="http://schemas.microsoft.com/office/word/2010/wordprocessingDrawing" xmlns:wp="http://schemas.openxmlformats.org/drawingml/2006/wordprocessingDrawing" xmlns:w10="urn:schemas-microsoft-com:office:word" xmlns:w="http://schemas.openxmlformats.org/wordprocessingml/2006/main" xmlns:w14="http://schemas.microsoft.com/office/word/2010/wordml" xmlns:w15="http://schemas.microsoft.com/office/word/2012/wordml" xmlns:w16cex="http://schemas.microsoft.com/office/word/2018/wordml/cex" xmlns:w16cid="http://schemas.microsoft.com/office/word/2016/wordml/cid" xmlns:w16="http://schemas.microsoft.com/office/word/2018/wordml" xmlns:w16du="http://schemas.microsoft.com/office/word/2023/wordml/word16du" xmlns:w16sdtdh="http://schemas.microsoft.com/office/word/2020/wordml/sdtdatahash" xmlns:w16sdtfl="http://schemas.microsoft.com/office/word/2024/wordml/sdtformatlock" xmlns:w16se="http://schemas.microsoft.com/office/word/2015/wordml/symex" xmlns:wpg="http://schemas.microsoft.com/office/word/2010/wordprocessingGroup" xmlns:wpi="http://schemas.microsoft.com/office/word/2010/wordprocessingInk" xmlns:wne="http://schemas.microsoft.com/office/word/2006/wordml" xmlns:wps="http://schemas.microsoft.com/office/word/2010/wordprocessingShape" mc:Ignorable="w14 w15 w16se w16cid w16 w16cex w16sdtdh w16sdtfl w16du wp14">
   <w:p>
     <w:pPr>
       <w:pStyle w:val="Header"/>
@@ -680,7 +727,7 @@
     <w:r>
       <w:tab/>
       <w:tab/>
-      <w:t>2026-06-17</w:t>
+      <w:t>2026-06-18</w:t>
       <w:br/>
       <w:br/>
     </w:r>
@@ -697,7 +744,7 @@
 </file>
 
 <file path=word/numbering.xml><?xml version="1.0" encoding="utf-8"?>
-<w:numbering xmlns:wpc="http://schemas.microsoft.com/office/word/2010/wordprocessingCanvas" xmlns:cx="http://schemas.microsoft.com/office/drawing/2014/chartex" xmlns:cx1="http://schemas.microsoft.com/office/drawing/2015/9/8/chartex" xmlns:cx2="http://schemas.microsoft.com/office/drawing/2015/10/21/chartex" xmlns:cx3="http://schemas.microsoft.com/office/drawing/2016/5/9/chartex" xmlns:cx4="http://schemas.microsoft.com/office/drawing/2016/5/10/chartex" xmlns:cx5="http://schemas.microsoft.com/office/drawing/2016/5/11/chartex" xmlns:cx6="http://schemas.microsoft.com/office/drawing/2016/5/12/chartex" xmlns:cx7="http://schemas.microsoft.com/office/drawing/2016/5/13/chartex" xmlns:cx8="http://schemas.microsoft.com/office/drawing/2016/5/14/chartex" xmlns:mc="http://schemas.openxmlformats.org/markup-compatibility/2006" xmlns:aink="http://schemas.microsoft.com/office/drawing/2016/ink" xmlns:am3d="http://schemas.microsoft.com/office/drawing/2017/model3d" xmlns:o="urn:schemas-microsoft-com:office:office" xmlns:oel="http://schemas.microsoft.com/office/2019/extlst" xmlns:r="http://schemas.openxmlformats.org/officeDocument/2006/relationships" xmlns:m="http://schemas.openxmlformats.org/officeDocument/2006/math" xmlns:v="urn:schemas-microsoft-com:vml" xmlns:wp14="http://schemas.microsoft.com/office/word/2010/wordprocessingDrawing" xmlns:wp="http://schemas.openxmlformats.org/drawingml/2006/wordprocessingDrawing" xmlns:w10="urn:schemas-microsoft-com:office:word" xmlns:w="http://schemas.openxmlformats.org/wordprocessingml/2006/main" xmlns:w14="http://schemas.microsoft.com/office/word/2010/wordml" xmlns:w15="http://schemas.microsoft.com/office/word/2012/wordml" xmlns:w16cex="http://schemas.microsoft.com/office/word/2018/wordml/cex" xmlns:w16cid="http://schemas.microsoft.com/office/word/2016/wordml/cid" xmlns:w16="http://schemas.microsoft.com/office/word/2018/wordml" xmlns:w16sdtdh="http://schemas.microsoft.com/office/word/2020/wordml/sdtdatahash" xmlns:w16se="http://schemas.microsoft.com/office/word/2015/wordml/symex" xmlns:wpg="http://schemas.microsoft.com/office/word/2010/wordprocessingGroup" xmlns:wpi="http://schemas.microsoft.com/office/word/2010/wordprocessingInk" xmlns:wne="http://schemas.microsoft.com/office/word/2006/wordml" xmlns:wps="http://schemas.microsoft.com/office/word/2010/wordprocessingShape" mc:Ignorable="w14 w15 w16se w16cid w16 w16cex w16sdtdh wp14">
+<w:numbering xmlns:wpc="http://schemas.microsoft.com/office/word/2010/wordprocessingCanvas" xmlns:cx="http://schemas.microsoft.com/office/drawing/2014/chartex" xmlns:cx1="http://schemas.microsoft.com/office/drawing/2015/9/8/chartex" xmlns:cx2="http://schemas.microsoft.com/office/drawing/2015/10/21/chartex" xmlns:cx3="http://schemas.microsoft.com/office/drawing/2016/5/9/chartex" xmlns:cx4="http://schemas.microsoft.com/office/drawing/2016/5/10/chartex" xmlns:cx5="http://schemas.microsoft.com/office/drawing/2016/5/11/chartex" xmlns:cx6="http://schemas.microsoft.com/office/drawing/2016/5/12/chartex" xmlns:cx7="http://schemas.microsoft.com/office/drawing/2016/5/13/chartex" xmlns:cx8="http://schemas.microsoft.com/office/drawing/2016/5/14/chartex" xmlns:mc="http://schemas.openxmlformats.org/markup-compatibility/2006" xmlns:aink="http://schemas.microsoft.com/office/drawing/2016/ink" xmlns:am3d="http://schemas.microsoft.com/office/drawing/2017/model3d" xmlns:o="urn:schemas-microsoft-com:office:office" xmlns:oel="http://schemas.microsoft.com/office/2019/extlst" xmlns:r="http://schemas.openxmlformats.org/officeDocument/2006/relationships" xmlns:m="http://schemas.openxmlformats.org/officeDocument/2006/math" xmlns:v="urn:schemas-microsoft-com:vml" xmlns:wp14="http://schemas.microsoft.com/office/word/2010/wordprocessingDrawing" xmlns:wp="http://schemas.openxmlformats.org/drawingml/2006/wordprocessingDrawing" xmlns:w10="urn:schemas-microsoft-com:office:word" xmlns:w="http://schemas.openxmlformats.org/wordprocessingml/2006/main" xmlns:w14="http://schemas.microsoft.com/office/word/2010/wordml" xmlns:w15="http://schemas.microsoft.com/office/word/2012/wordml" xmlns:w16cex="http://schemas.microsoft.com/office/word/2018/wordml/cex" xmlns:w16cid="http://schemas.microsoft.com/office/word/2016/wordml/cid" xmlns:w16="http://schemas.microsoft.com/office/word/2018/wordml" xmlns:w16du="http://schemas.microsoft.com/office/word/2023/wordml/word16du" xmlns:w16sdtdh="http://schemas.microsoft.com/office/word/2020/wordml/sdtdatahash" xmlns:w16sdtfl="http://schemas.microsoft.com/office/word/2024/wordml/sdtformatlock" xmlns:w16se="http://schemas.microsoft.com/office/word/2015/wordml/symex" xmlns:wpg="http://schemas.microsoft.com/office/word/2010/wordprocessingGroup" xmlns:wpi="http://schemas.microsoft.com/office/word/2010/wordprocessingInk" xmlns:wne="http://schemas.microsoft.com/office/word/2006/wordml" xmlns:wps="http://schemas.microsoft.com/office/word/2010/wordprocessingShape" mc:Ignorable="w14 w15 w16se w16cid w16 w16cex w16sdtdh w16sdtfl w16du wp14">
   <w:abstractNum w:abstractNumId="0" w15:restartNumberingAfterBreak="0">
     <w:nsid w:val="FFFFFF7C"/>
     <w:multiLevelType w:val="singleLevel"/>
@@ -900,7 +947,7 @@
 </file>
 
 <file path=word/styles.xml><?xml version="1.0" encoding="utf-8"?>
-<w:styles xmlns:mc="http://schemas.openxmlformats.org/markup-compatibility/2006" xmlns:r="http://schemas.openxmlformats.org/officeDocument/2006/relationships" xmlns:w="http://schemas.openxmlformats.org/wordprocessingml/2006/main" xmlns:w14="http://schemas.microsoft.com/office/word/2010/wordml" xmlns:w15="http://schemas.microsoft.com/office/word/2012/wordml" xmlns:w16cex="http://schemas.microsoft.com/office/word/2018/wordml/cex" xmlns:w16cid="http://schemas.microsoft.com/office/word/2016/wordml/cid" xmlns:w16="http://schemas.microsoft.com/office/word/2018/wordml" xmlns:w16sdtdh="http://schemas.microsoft.com/office/word/2020/wordml/sdtdatahash" xmlns:w16se="http://schemas.microsoft.com/office/word/2015/wordml/symex" mc:Ignorable="w14 w15 w16se w16cid w16 w16cex w16sdtdh">
+<w:styles xmlns:mc="http://schemas.openxmlformats.org/markup-compatibility/2006" xmlns:r="http://schemas.openxmlformats.org/officeDocument/2006/relationships" xmlns:w="http://schemas.openxmlformats.org/wordprocessingml/2006/main" xmlns:w14="http://schemas.microsoft.com/office/word/2010/wordml" xmlns:w15="http://schemas.microsoft.com/office/word/2012/wordml" xmlns:w16cex="http://schemas.microsoft.com/office/word/2018/wordml/cex" xmlns:w16cid="http://schemas.microsoft.com/office/word/2016/wordml/cid" xmlns:w16="http://schemas.microsoft.com/office/word/2018/wordml" xmlns:w16du="http://schemas.microsoft.com/office/word/2023/wordml/word16du" xmlns:w16sdtdh="http://schemas.microsoft.com/office/word/2020/wordml/sdtdatahash" xmlns:w16sdtfl="http://schemas.microsoft.com/office/word/2024/wordml/sdtformatlock" xmlns:w16se="http://schemas.microsoft.com/office/word/2015/wordml/symex" mc:Ignorable="w14 w15 w16se w16cid w16 w16cex w16sdtdh w16sdtfl w16du">
   <w:docDefaults>
     <w:rPrDefault>
       <w:rPr>
@@ -1658,7 +1705,7 @@
     <w:link w:val="TitleChar"/>
     <w:uiPriority w:val="10"/>
     <w:qFormat/>
-    <w:rsid w:val="007106C8"/>
+    <w:rsid w:val="00E854FA"/>
     <w:pPr>
       <w:spacing w:after="300" w:line="240" w:lineRule="auto"/>
       <w:contextualSpacing/>
@@ -1668,7 +1715,7 @@
       <w:rFonts w:eastAsiaTheme="majorEastAsia" w:cstheme="majorBidi"/>
       <w:spacing w:val="5"/>
       <w:kern w:val="28"/>
-      <w:sz w:val="52"/>
+      <w:sz w:val="40"/>
       <w:szCs w:val="52"/>
       <w:lang w:val="sv-SE" w:eastAsia="en-US" w:bidi="ar-SA"/>
     </w:rPr>
@@ -1678,12 +1725,12 @@
     <w:basedOn w:val="DefaultParagraphFont"/>
     <w:link w:val="Title"/>
     <w:uiPriority w:val="10"/>
-    <w:rsid w:val="007106C8"/>
+    <w:rsid w:val="00E854FA"/>
     <w:rPr>
       <w:rFonts w:ascii="Times New Roman" w:eastAsiaTheme="majorEastAsia" w:hAnsi="Times New Roman" w:cstheme="majorBidi"/>
       <w:spacing w:val="5"/>
       <w:kern w:val="28"/>
-      <w:sz w:val="52"/>
+      <w:sz w:val="40"/>
       <w:szCs w:val="52"/>
       <w:lang w:val="sv-SE" w:eastAsia="en-US" w:bidi="ar-SA"/>
     </w:rPr>

--- a/klagomål/A 26399-2026 FSC-klagomål.docx
+++ b/klagomål/A 26399-2026 FSC-klagomål.docx
@@ -727,7 +727,7 @@
     <w:r>
       <w:tab/>
       <w:tab/>
-      <w:t>2026-06-18</w:t>
+      <w:t>2026-06-19</w:t>
       <w:br/>
       <w:br/>
     </w:r>

--- a/klagomål/A 26399-2026 FSC-klagomål.docx
+++ b/klagomål/A 26399-2026 FSC-klagomål.docx
@@ -727,7 +727,7 @@
     <w:r>
       <w:tab/>
       <w:tab/>
-      <w:t>2026-06-19</w:t>
+      <w:t>2026-06-20</w:t>
       <w:br/>
       <w:br/>
     </w:r>

--- a/klagomål/A 26399-2026 FSC-klagomål.docx
+++ b/klagomål/A 26399-2026 FSC-klagomål.docx
@@ -168,38 +168,7 @@
     </w:p>
     <w:p>
       <w:r>
-        <w:t>Detta dokument behandlar höga naturvärden i avverkningsanmälan A 26399-2026 i Norrtälje kommun som inkom 2026-06-10 och omfattar 7,4 ha.</w:t>
-      </w:r>
-    </w:p>
-    <w:p>
-      <w:r>
-        <w:t>Nedan presenteras fynd av naturvårdsarter och fridlysta arter som gjorts i det avverkningsanmälda området, samt relevanta utdrag ur standarderna för FSC, Chain of Custody, Controlled Wood och PEFC.</w:t>
-      </w:r>
-    </w:p>
-    <w:p>
-      <w:r>
-        <w:t>Vi förväntar oss att ni återkommer med ett skriftligt svar på vårt klagomål och även beskriver vilka korrigerande åtgärder ni satt in för att rätta till identifierade brister i er efterlevnad av den svenska FSC standarden.</w:t>
-      </w:r>
-    </w:p>
-    <w:p>
-      <w:pPr>
-        <w:pStyle w:val="Heading1"/>
-      </w:pPr>
-      <w:r>
-        <w:t>Naturvårdsarter</w:t>
-      </w:r>
-    </w:p>
-    <w:p>
-      <w:r>
-        <w:t>I och inom 18 meter från avverkningsanmälan har följande 3 naturvårdsarter hittats: asknätfjäril (EN, §4a), spinnfingersvamp (NT) och stor aspticka (S, T). Av dessa är 2 rödlistade. För rödlistade arter har rödlistekategorin angivits inom parentes. Arter som är signalarter enligt Skogsstyrelsen har markerats med (S). Typiska arter inom Natura 2000 som är kopplade till skogsekosystem har markerats med (T). För fridlysta arter anges även paragrafen i Artskyddsförordningen som arten är fridlyst enligt.</w:t>
-      </w:r>
-    </w:p>
-    <w:p>
-      <w:r>
-        <w:t>De påträffade naturvårdsarterna är ett tydligt kvitto på att det rör sig om en skog med höga naturvärden.</w:t>
-      </w:r>
-      <w:r>
-        <w:t xml:space="preserve"> I Figur 1 visas fyndplatser för naturvårdsarter i området, som finns registrerade på Artportalen.</w:t>
+        <w:t>Detta klagomål behandlar höga naturvärden i avverkningsanmälan A 26399-2026 i Norrtälje kommun som inkom 2026-06-10 och omfattar 7,4 ha.</w:t>
       </w:r>
     </w:p>
     <w:p>
@@ -247,20 +216,35 @@
         <w:spacing w:after="240"/>
       </w:pPr>
       <w:r>
-        <w:t>Figur 1. Fyndplatser för naturvårdsarter i och inom 18 meter från avverkningsanmälan (röd linje). Markörer utan svart kant är placerade på fyndplatsen. Markörer med svart kant är placerade vid sidan av fyndplatsen och har ett svart streck som visar fyndplatsens exakta position. Kartans mittpunktskoordinat är N 6654352, E 696602 i SWEREF 99 TM.</w:t>
+        <w:t>Figur 1. Fyndplatser för naturvårdsarter i och inom 18 meter från avverkningsanmälan. Markörer utan svart kant är placerade på fyndplatsen. Markörer med svart kant är placerade vid sidan av fyndplatsen har ett svart streck som visar fyndplatsens exakta position. Kartans mittpunktskoordinat är N 6654352, E 696602 i SWEREF 99 TM.</w:t>
+      </w:r>
+    </w:p>
+    <w:p>
+      <w:r>
+        <w:t>I och inom 18 meter från avverkningsanmälan finns fynd av 3 naturvårdsarter, varav 2 är rödlistade, 1 är fridlyst, 1 är typisk (T) och 1 är signalart (S): asknätfjäril (EN, §4a), spinnfingersvamp (NT) och stor aspticka (S, T). Se Figur 1.</w:t>
+      </w:r>
+    </w:p>
+    <w:p>
+      <w:r>
+        <w:t>Nedan presenteras relevanta utdrag ur standarderna för FSC, Chain of Custody, Controlled Wood och PEFC.</w:t>
+      </w:r>
+    </w:p>
+    <w:p>
+      <w:r>
+        <w:t>Vi förväntar oss att ni återkommer med ett skriftligt svar på vårt klagomål och även beskriver vilka korrigerande åtgärder ni satt in för att rätta till identifierade brister i er efterlevnad av den svenska FSC standarden.</w:t>
       </w:r>
     </w:p>
     <w:p>
       <w:pPr>
-        <w:pStyle w:val="Heading2"/>
+        <w:pStyle w:val="Heading1"/>
       </w:pPr>
       <w:r>
-        <w:t>Fridlysta arter</w:t>
+        <w:t>Naturvårdsarter och fridlysta arter</w:t>
       </w:r>
     </w:p>
     <w:p>
       <w:r>
-        <w:t>Följande fridlysta arter har sina livsmiljöer och växtplatser i den avverkningsanmälda skogen: asknätfjäril (EN, §4a).</w:t>
+        <w:t>Nedan följer beskrivningar av de naturvårdsarter och fridlysta arter som har sina livsmiljöer och växtplatser i den avverkningsanmälda skogen. De påträffade naturvårdsarterna är ett tydligt kvitto på att det rör sig om en skog med höga naturvärden.</w:t>
       </w:r>
     </w:p>
     <w:p>
@@ -272,14 +256,6 @@
       </w:r>
       <w:r>
         <w:t xml:space="preserve"> är en fridlyst och starkt hotad åtgärdsprogramsart som omfattas av bilaga 2 och 4 EU:s art- och habitatdirektiv vilket innebär att fjärilen och dess livsmiljöer är strikt skyddade samt att Natura 2000-områden ska inrättas. Habitatdirektivets bevarandestatus är dåligt med negativ trend. Asknätfjärilens kraftiga tillbakagång sammanfaller med 1950–60-talens mycket omfattande nedläggningar av mindre lantbruk i skogsbygder och ett mer intensivt och storskaligt skogsbruk. Arten hotas främst av skogsdikning och skyddsdikning som omintetgör nödvändig markfuktighet under torrare somrar. Arten är uttorkningskänslig i alla utvecklingsstadier och det är mycket viktigt att bäckar och översilningsmarker lämnas orörda vid skogsbruk. Asknätfjärilens larver livnär sig på blad av ask och olvon och den är rödlistad som sårbar (VU) på den europeiska rödlistan samt globalt rödlistad som DD (Data Deficient) vilket innebär att Sverige har ett internationellt ansvar för arten (SLU Artdatabanken, 2026; IUCN, 2023; Eliasson, 2008).</w:t>
-      </w:r>
-    </w:p>
-    <w:p>
-      <w:pPr>
-        <w:pStyle w:val="Heading2"/>
-      </w:pPr>
-      <w:r>
-        <w:t>Övriga naturvårdsarter</w:t>
       </w:r>
     </w:p>
     <w:p>
@@ -727,7 +703,7 @@
     <w:r>
       <w:tab/>
       <w:tab/>
-      <w:t>2026-06-20</w:t>
+      <w:t>2026-06-21</w:t>
       <w:br/>
       <w:br/>
     </w:r>

--- a/klagomål/A 26399-2026 FSC-klagomål.docx
+++ b/klagomål/A 26399-2026 FSC-klagomål.docx
@@ -703,7 +703,7 @@
     <w:r>
       <w:tab/>
       <w:tab/>
-      <w:t>2026-06-21</w:t>
+      <w:t>2026-06-22</w:t>
       <w:br/>
       <w:br/>
     </w:r>

--- a/klagomål/A 26399-2026 FSC-klagomål.docx
+++ b/klagomål/A 26399-2026 FSC-klagomål.docx
@@ -703,7 +703,7 @@
     <w:r>
       <w:tab/>
       <w:tab/>
-      <w:t>2026-06-22</w:t>
+      <w:t>2026-06-23</w:t>
       <w:br/>
       <w:br/>
     </w:r>

--- a/klagomål/A 26399-2026 FSC-klagomål.docx
+++ b/klagomål/A 26399-2026 FSC-klagomål.docx
@@ -703,7 +703,7 @@
     <w:r>
       <w:tab/>
       <w:tab/>
-      <w:t>2026-06-23</w:t>
+      <w:t>2026-06-24</w:t>
       <w:br/>
       <w:br/>
     </w:r>

--- a/klagomål/A 26399-2026 FSC-klagomål.docx
+++ b/klagomål/A 26399-2026 FSC-klagomål.docx
@@ -703,7 +703,7 @@
     <w:r>
       <w:tab/>
       <w:tab/>
-      <w:t>2026-06-24</w:t>
+      <w:t>2026-06-25</w:t>
       <w:br/>
       <w:br/>
     </w:r>

--- a/klagomål/A 26399-2026 FSC-klagomål.docx
+++ b/klagomål/A 26399-2026 FSC-klagomål.docx
@@ -703,7 +703,7 @@
     <w:r>
       <w:tab/>
       <w:tab/>
-      <w:t>2026-06-25</w:t>
+      <w:t>2026-06-26</w:t>
       <w:br/>
       <w:br/>
     </w:r>

--- a/klagomål/A 26399-2026 FSC-klagomål.docx
+++ b/klagomål/A 26399-2026 FSC-klagomål.docx
@@ -703,7 +703,7 @@
     <w:r>
       <w:tab/>
       <w:tab/>
-      <w:t>2026-06-26</w:t>
+      <w:t>2026-06-27</w:t>
       <w:br/>
       <w:br/>
     </w:r>

--- a/klagomål/A 26399-2026 FSC-klagomål.docx
+++ b/klagomål/A 26399-2026 FSC-klagomål.docx
@@ -703,7 +703,7 @@
     <w:r>
       <w:tab/>
       <w:tab/>
-      <w:t>2026-06-27</w:t>
+      <w:t>2026-06-28</w:t>
       <w:br/>
       <w:br/>
     </w:r>

--- a/klagomål/A 26399-2026 FSC-klagomål.docx
+++ b/klagomål/A 26399-2026 FSC-klagomål.docx
@@ -703,7 +703,7 @@
     <w:r>
       <w:tab/>
       <w:tab/>
-      <w:t>2026-06-28</w:t>
+      <w:t>2026-06-29</w:t>
       <w:br/>
       <w:br/>
     </w:r>

--- a/klagomål/A 26399-2026 FSC-klagomål.docx
+++ b/klagomål/A 26399-2026 FSC-klagomål.docx
@@ -703,7 +703,7 @@
     <w:r>
       <w:tab/>
       <w:tab/>
-      <w:t>2026-06-29</w:t>
+      <w:t>2026-06-30</w:t>
       <w:br/>
       <w:br/>
     </w:r>

--- a/klagomål/A 26399-2026 FSC-klagomål.docx
+++ b/klagomål/A 26399-2026 FSC-klagomål.docx
@@ -703,7 +703,7 @@
     <w:r>
       <w:tab/>
       <w:tab/>
-      <w:t>2026-06-30</w:t>
+      <w:t>2026-07-01</w:t>
       <w:br/>
       <w:br/>
     </w:r>

--- a/klagomål/A 26399-2026 FSC-klagomål.docx
+++ b/klagomål/A 26399-2026 FSC-klagomål.docx
@@ -703,7 +703,7 @@
     <w:r>
       <w:tab/>
       <w:tab/>
-      <w:t>2026-07-01</w:t>
+      <w:t>2026-07-02</w:t>
       <w:br/>
       <w:br/>
     </w:r>

--- a/klagomål/A 26399-2026 FSC-klagomål.docx
+++ b/klagomål/A 26399-2026 FSC-klagomål.docx
@@ -703,7 +703,7 @@
     <w:r>
       <w:tab/>
       <w:tab/>
-      <w:t>2026-07-13</w:t>
+      <w:t>2026-07-14</w:t>
       <w:br/>
       <w:br/>
     </w:r>

--- a/klagomål/A 26399-2026 FSC-klagomål.docx
+++ b/klagomål/A 26399-2026 FSC-klagomål.docx
@@ -703,7 +703,7 @@
     <w:r>
       <w:tab/>
       <w:tab/>
-      <w:t>2026-07-14</w:t>
+      <w:t>2026-07-15</w:t>
       <w:br/>
       <w:br/>
     </w:r>

--- a/klagomål/A 26399-2026 FSC-klagomål.docx
+++ b/klagomål/A 26399-2026 FSC-klagomål.docx
@@ -703,7 +703,7 @@
     <w:r>
       <w:tab/>
       <w:tab/>
-      <w:t>2026-07-15</w:t>
+      <w:t>2026-07-16</w:t>
       <w:br/>
       <w:br/>
     </w:r>

--- a/klagomål/A 26399-2026 FSC-klagomål.docx
+++ b/klagomål/A 26399-2026 FSC-klagomål.docx
@@ -703,7 +703,7 @@
     <w:r>
       <w:tab/>
       <w:tab/>
-      <w:t>2026-07-16</w:t>
+      <w:t>2026-07-17</w:t>
       <w:br/>
       <w:br/>
     </w:r>

--- a/klagomål/A 26399-2026 FSC-klagomål.docx
+++ b/klagomål/A 26399-2026 FSC-klagomål.docx
@@ -703,7 +703,7 @@
     <w:r>
       <w:tab/>
       <w:tab/>
-      <w:t>2026-07-17</w:t>
+      <w:t>2026-07-18</w:t>
       <w:br/>
       <w:br/>
     </w:r>

--- a/klagomål/A 26399-2026 FSC-klagomål.docx
+++ b/klagomål/A 26399-2026 FSC-klagomål.docx
@@ -703,7 +703,7 @@
     <w:r>
       <w:tab/>
       <w:tab/>
-      <w:t>2026-07-18</w:t>
+      <w:t>2026-07-19</w:t>
       <w:br/>
       <w:br/>
     </w:r>

--- a/klagomål/A 26399-2026 FSC-klagomål.docx
+++ b/klagomål/A 26399-2026 FSC-klagomål.docx
@@ -703,7 +703,7 @@
     <w:r>
       <w:tab/>
       <w:tab/>
-      <w:t>2026-07-19</w:t>
+      <w:t>2026-07-20</w:t>
       <w:br/>
       <w:br/>
     </w:r>

--- a/klagomål/A 26399-2026 FSC-klagomål.docx
+++ b/klagomål/A 26399-2026 FSC-klagomål.docx
@@ -703,7 +703,7 @@
     <w:r>
       <w:tab/>
       <w:tab/>
-      <w:t>2026-07-20</w:t>
+      <w:t>2026-07-21</w:t>
       <w:br/>
       <w:br/>
     </w:r>

--- a/klagomål/A 26399-2026 FSC-klagomål.docx
+++ b/klagomål/A 26399-2026 FSC-klagomål.docx
@@ -703,7 +703,7 @@
     <w:r>
       <w:tab/>
       <w:tab/>
-      <w:t>2026-07-21</w:t>
+      <w:t>2026-07-22</w:t>
       <w:br/>
       <w:br/>
     </w:r>

--- a/klagomål/A 26399-2026 FSC-klagomål.docx
+++ b/klagomål/A 26399-2026 FSC-klagomål.docx
@@ -703,7 +703,7 @@
     <w:r>
       <w:tab/>
       <w:tab/>
-      <w:t>2026-07-22</w:t>
+      <w:t>2026-07-23</w:t>
       <w:br/>
       <w:br/>
     </w:r>

--- a/klagomål/A 26399-2026 FSC-klagomål.docx
+++ b/klagomål/A 26399-2026 FSC-klagomål.docx
@@ -703,7 +703,7 @@
     <w:r>
       <w:tab/>
       <w:tab/>
-      <w:t>2026-07-23</w:t>
+      <w:t>2026-07-24</w:t>
       <w:br/>
       <w:br/>
     </w:r>

--- a/klagomål/A 26399-2026 FSC-klagomål.docx
+++ b/klagomål/A 26399-2026 FSC-klagomål.docx
@@ -703,7 +703,7 @@
     <w:r>
       <w:tab/>
       <w:tab/>
-      <w:t>2026-07-24</w:t>
+      <w:t>2026-07-25</w:t>
       <w:br/>
       <w:br/>
     </w:r>

--- a/klagomål/A 26399-2026 FSC-klagomål.docx
+++ b/klagomål/A 26399-2026 FSC-klagomål.docx
@@ -703,7 +703,7 @@
     <w:r>
       <w:tab/>
       <w:tab/>
-      <w:t>2026-07-25</w:t>
+      <w:t>2026-07-26</w:t>
       <w:br/>
       <w:br/>
     </w:r>

--- a/klagomål/A 26399-2026 FSC-klagomål.docx
+++ b/klagomål/A 26399-2026 FSC-klagomål.docx
@@ -703,7 +703,7 @@
     <w:r>
       <w:tab/>
       <w:tab/>
-      <w:t>2026-07-26</w:t>
+      <w:t>2026-07-27</w:t>
       <w:br/>
       <w:br/>
     </w:r>

--- a/klagomål/A 26399-2026 FSC-klagomål.docx
+++ b/klagomål/A 26399-2026 FSC-klagomål.docx
@@ -703,7 +703,7 @@
     <w:r>
       <w:tab/>
       <w:tab/>
-      <w:t>2026-07-27</w:t>
+      <w:t>2026-07-28</w:t>
       <w:br/>
       <w:br/>
     </w:r>

--- a/klagomål/A 26399-2026 FSC-klagomål.docx
+++ b/klagomål/A 26399-2026 FSC-klagomål.docx
@@ -703,7 +703,7 @@
     <w:r>
       <w:tab/>
       <w:tab/>
-      <w:t>2026-07-28</w:t>
+      <w:t>2026-07-29</w:t>
       <w:br/>
       <w:br/>
     </w:r>

--- a/klagomål/A 26399-2026 FSC-klagomål.docx
+++ b/klagomål/A 26399-2026 FSC-klagomål.docx
@@ -703,7 +703,7 @@
     <w:r>
       <w:tab/>
       <w:tab/>
-      <w:t>2026-07-29</w:t>
+      <w:t>2026-07-30</w:t>
       <w:br/>
       <w:br/>
     </w:r>

--- a/klagomål/A 26399-2026 FSC-klagomål.docx
+++ b/klagomål/A 26399-2026 FSC-klagomål.docx
@@ -703,7 +703,7 @@
     <w:r>
       <w:tab/>
       <w:tab/>
-      <w:t>2026-07-30</w:t>
+      <w:t>2026-07-31</w:t>
       <w:br/>
       <w:br/>
     </w:r>

--- a/klagomål/A 26399-2026 FSC-klagomål.docx
+++ b/klagomål/A 26399-2026 FSC-klagomål.docx
@@ -703,7 +703,7 @@
     <w:r>
       <w:tab/>
       <w:tab/>
-      <w:t>2026-07-31</w:t>
+      <w:t>2026-08-01</w:t>
       <w:br/>
       <w:br/>
     </w:r>

--- a/klagomål/A 26399-2026 FSC-klagomål.docx
+++ b/klagomål/A 26399-2026 FSC-klagomål.docx
@@ -703,7 +703,7 @@
     <w:r>
       <w:tab/>
       <w:tab/>
-      <w:t>2026-08-01</w:t>
+      <w:t>2026-08-02</w:t>
       <w:br/>
       <w:br/>
     </w:r>

--- a/klagomål/A 26399-2026 FSC-klagomål.docx
+++ b/klagomål/A 26399-2026 FSC-klagomål.docx
@@ -703,7 +703,7 @@
     <w:r>
       <w:tab/>
       <w:tab/>
-      <w:t>2026-08-02</w:t>
+      <w:t>2026-08-03</w:t>
       <w:br/>
       <w:br/>
     </w:r>

--- a/klagomål/A 26399-2026 FSC-klagomål.docx
+++ b/klagomål/A 26399-2026 FSC-klagomål.docx
@@ -703,7 +703,7 @@
     <w:r>
       <w:tab/>
       <w:tab/>
-      <w:t>2026-08-03</w:t>
+      <w:t>2026-08-05</w:t>
       <w:br/>
       <w:br/>
     </w:r>

--- a/klagomål/A 26399-2026 FSC-klagomål.docx
+++ b/klagomål/A 26399-2026 FSC-klagomål.docx
@@ -703,7 +703,7 @@
     <w:r>
       <w:tab/>
       <w:tab/>
-      <w:t>2026-08-05</w:t>
+      <w:t>2026-08-07</w:t>
       <w:br/>
       <w:br/>
     </w:r>

--- a/klagomål/A 26399-2026 FSC-klagomål.docx
+++ b/klagomål/A 26399-2026 FSC-klagomål.docx
@@ -703,7 +703,7 @@
     <w:r>
       <w:tab/>
       <w:tab/>
-      <w:t>2026-08-07</w:t>
+      <w:t>2026-08-08</w:t>
       <w:br/>
       <w:br/>
     </w:r>

--- a/klagomål/A 26399-2026 FSC-klagomål.docx
+++ b/klagomål/A 26399-2026 FSC-klagomål.docx
@@ -216,7 +216,7 @@
         <w:spacing w:after="240"/>
       </w:pPr>
       <w:r>
-        <w:t>Figur 1. Fyndplatser för naturvårdsarter i och inom 18 meter från avverkningsanmälan. Markörer utan svart kant är placerade på fyndplatsen. Markörer med svart kant är placerade vid sidan av fyndplatsen har ett svart streck som visar fyndplatsens exakta position. Kartans mittpunktskoordinat är N 6654352, E 696602 i SWEREF 99 TM.</w:t>
+        <w:t>Figur 1. Fyndplatser för naturvårdsarter i och inom 18 meter från avverkningsanmälan. Markörer utan svart kant är placerade på fyndplatsen. Markörer med svart kant är placerade vid sidan av fyndplatsen och har ett svart streck som visar fyndplatsens exakta position. Kartans mittpunktskoordinat är N 6654352, E 696602 i SWEREF 99 TM.</w:t>
       </w:r>
     </w:p>
     <w:p>
@@ -703,7 +703,7 @@
     <w:r>
       <w:tab/>
       <w:tab/>
-      <w:t>2026-08-14</w:t>
+      <w:t>2026-08-15</w:t>
       <w:br/>
       <w:br/>
     </w:r>

--- a/klagomål/A 26399-2026 FSC-klagomål.docx
+++ b/klagomål/A 26399-2026 FSC-klagomål.docx
@@ -703,7 +703,7 @@
     <w:r>
       <w:tab/>
       <w:tab/>
-      <w:t>2026-08-15</w:t>
+      <w:t>2026-08-16</w:t>
       <w:br/>
       <w:br/>
     </w:r>

--- a/klagomål/A 26399-2026 FSC-klagomål.docx
+++ b/klagomål/A 26399-2026 FSC-klagomål.docx
@@ -703,7 +703,7 @@
     <w:r>
       <w:tab/>
       <w:tab/>
-      <w:t>2026-08-16</w:t>
+      <w:t>2026-08-17</w:t>
       <w:br/>
       <w:br/>
     </w:r>

--- a/klagomål/A 26399-2026 FSC-klagomål.docx
+++ b/klagomål/A 26399-2026 FSC-klagomål.docx
@@ -703,7 +703,7 @@
     <w:r>
       <w:tab/>
       <w:tab/>
-      <w:t>2026-08-17</w:t>
+      <w:t>2026-08-18</w:t>
       <w:br/>
       <w:br/>
     </w:r>

--- a/klagomål/A 26399-2026 FSC-klagomål.docx
+++ b/klagomål/A 26399-2026 FSC-klagomål.docx
@@ -703,7 +703,7 @@
     <w:r>
       <w:tab/>
       <w:tab/>
-      <w:t>2026-08-18</w:t>
+      <w:t>2026-08-19</w:t>
       <w:br/>
       <w:br/>
     </w:r>

--- a/klagomål/A 26399-2026 FSC-klagomål.docx
+++ b/klagomål/A 26399-2026 FSC-klagomål.docx
@@ -703,7 +703,7 @@
     <w:r>
       <w:tab/>
       <w:tab/>
-      <w:t>2026-08-19</w:t>
+      <w:t>2026-08-20</w:t>
       <w:br/>
       <w:br/>
     </w:r>

--- a/klagomål/A 26399-2026 FSC-klagomål.docx
+++ b/klagomål/A 26399-2026 FSC-klagomål.docx
@@ -703,7 +703,7 @@
     <w:r>
       <w:tab/>
       <w:tab/>
-      <w:t>2026-08-20</w:t>
+      <w:t>2026-08-21</w:t>
       <w:br/>
       <w:br/>
     </w:r>

--- a/klagomål/A 26399-2026 FSC-klagomål.docx
+++ b/klagomål/A 26399-2026 FSC-klagomål.docx
@@ -703,7 +703,7 @@
     <w:r>
       <w:tab/>
       <w:tab/>
-      <w:t>2026-08-21</w:t>
+      <w:t>2026-08-22</w:t>
       <w:br/>
       <w:br/>
     </w:r>

--- a/klagomål/A 26399-2026 FSC-klagomål.docx
+++ b/klagomål/A 26399-2026 FSC-klagomål.docx
@@ -703,7 +703,7 @@
     <w:r>
       <w:tab/>
       <w:tab/>
-      <w:t>2026-08-22</w:t>
+      <w:t>2026-08-23</w:t>
       <w:br/>
       <w:br/>
     </w:r>

--- a/klagomål/A 26399-2026 FSC-klagomål.docx
+++ b/klagomål/A 26399-2026 FSC-klagomål.docx
@@ -703,7 +703,7 @@
     <w:r>
       <w:tab/>
       <w:tab/>
-      <w:t>2026-08-23</w:t>
+      <w:t>2026-08-24</w:t>
       <w:br/>
       <w:br/>
     </w:r>

--- a/klagomål/A 26399-2026 FSC-klagomål.docx
+++ b/klagomål/A 26399-2026 FSC-klagomål.docx
@@ -703,7 +703,7 @@
     <w:r>
       <w:tab/>
       <w:tab/>
-      <w:t>2026-08-24</w:t>
+      <w:t>2026-08-25</w:t>
       <w:br/>
       <w:br/>
     </w:r>

--- a/klagomål/A 26399-2026 FSC-klagomål.docx
+++ b/klagomål/A 26399-2026 FSC-klagomål.docx
@@ -703,7 +703,7 @@
     <w:r>
       <w:tab/>
       <w:tab/>
-      <w:t>2026-08-25</w:t>
+      <w:t>2026-08-26</w:t>
       <w:br/>
       <w:br/>
     </w:r>

--- a/klagomål/A 26399-2026 FSC-klagomål.docx
+++ b/klagomål/A 26399-2026 FSC-klagomål.docx
@@ -703,7 +703,7 @@
     <w:r>
       <w:tab/>
       <w:tab/>
-      <w:t>2026-08-26</w:t>
+      <w:t>2026-08-27</w:t>
       <w:br/>
       <w:br/>
     </w:r>

--- a/klagomål/A 26399-2026 FSC-klagomål.docx
+++ b/klagomål/A 26399-2026 FSC-klagomål.docx
@@ -703,7 +703,7 @@
     <w:r>
       <w:tab/>
       <w:tab/>
-      <w:t>2026-08-27</w:t>
+      <w:t>2026-08-28</w:t>
       <w:br/>
       <w:br/>
     </w:r>

--- a/klagomål/A 26399-2026 FSC-klagomål.docx
+++ b/klagomål/A 26399-2026 FSC-klagomål.docx
@@ -703,7 +703,7 @@
     <w:r>
       <w:tab/>
       <w:tab/>
-      <w:t>2026-08-28</w:t>
+      <w:t>2026-08-29</w:t>
       <w:br/>
       <w:br/>
     </w:r>

--- a/klagomål/A 26399-2026 FSC-klagomål.docx
+++ b/klagomål/A 26399-2026 FSC-klagomål.docx
@@ -703,7 +703,7 @@
     <w:r>
       <w:tab/>
       <w:tab/>
-      <w:t>2026-08-29</w:t>
+      <w:t>2026-08-31</w:t>
       <w:br/>
       <w:br/>
     </w:r>

--- a/klagomål/A 26399-2026 FSC-klagomål.docx
+++ b/klagomål/A 26399-2026 FSC-klagomål.docx
@@ -703,7 +703,7 @@
     <w:r>
       <w:tab/>
       <w:tab/>
-      <w:t>2026-08-31</w:t>
+      <w:t>2026-09-01</w:t>
       <w:br/>
       <w:br/>
     </w:r>

--- a/klagomål/A 26399-2026 FSC-klagomål.docx
+++ b/klagomål/A 26399-2026 FSC-klagomål.docx
@@ -703,7 +703,7 @@
     <w:r>
       <w:tab/>
       <w:tab/>
-      <w:t>2026-09-01</w:t>
+      <w:t>2026-09-02</w:t>
       <w:br/>
       <w:br/>
     </w:r>

--- a/klagomål/A 26399-2026 FSC-klagomål.docx
+++ b/klagomål/A 26399-2026 FSC-klagomål.docx
@@ -703,7 +703,7 @@
     <w:r>
       <w:tab/>
       <w:tab/>
-      <w:t>2026-09-02</w:t>
+      <w:t>2026-09-03</w:t>
       <w:br/>
       <w:br/>
     </w:r>

--- a/klagomål/A 26399-2026 FSC-klagomål.docx
+++ b/klagomål/A 26399-2026 FSC-klagomål.docx
@@ -703,7 +703,7 @@
     <w:r>
       <w:tab/>
       <w:tab/>
-      <w:t>2026-09-03</w:t>
+      <w:t>2026-09-04</w:t>
       <w:br/>
       <w:br/>
     </w:r>

--- a/klagomål/A 26399-2026 FSC-klagomål.docx
+++ b/klagomål/A 26399-2026 FSC-klagomål.docx
@@ -703,7 +703,7 @@
     <w:r>
       <w:tab/>
       <w:tab/>
-      <w:t>2026-09-04</w:t>
+      <w:t>2026-09-05</w:t>
       <w:br/>
       <w:br/>
     </w:r>

--- a/klagomål/A 26399-2026 FSC-klagomål.docx
+++ b/klagomål/A 26399-2026 FSC-klagomål.docx
@@ -703,7 +703,7 @@
     <w:r>
       <w:tab/>
       <w:tab/>
-      <w:t>2026-09-05</w:t>
+      <w:t>2026-09-06</w:t>
       <w:br/>
       <w:br/>
     </w:r>

--- a/klagomål/A 26399-2026 FSC-klagomål.docx
+++ b/klagomål/A 26399-2026 FSC-klagomål.docx
@@ -703,7 +703,7 @@
     <w:r>
       <w:tab/>
       <w:tab/>
-      <w:t>2026-09-06</w:t>
+      <w:t>2026-09-07</w:t>
       <w:br/>
       <w:br/>
     </w:r>

--- a/klagomål/A 26399-2026 FSC-klagomål.docx
+++ b/klagomål/A 26399-2026 FSC-klagomål.docx
@@ -703,7 +703,7 @@
     <w:r>
       <w:tab/>
       <w:tab/>
-      <w:t>2026-09-07</w:t>
+      <w:t>2026-09-08</w:t>
       <w:br/>
       <w:br/>
     </w:r>

--- a/klagomål/A 26399-2026 FSC-klagomål.docx
+++ b/klagomål/A 26399-2026 FSC-klagomål.docx
@@ -703,7 +703,7 @@
     <w:r>
       <w:tab/>
       <w:tab/>
-      <w:t>2026-09-08</w:t>
+      <w:t>2026-09-09</w:t>
       <w:br/>
       <w:br/>
     </w:r>

--- a/klagomål/A 26399-2026 FSC-klagomål.docx
+++ b/klagomål/A 26399-2026 FSC-klagomål.docx
@@ -703,7 +703,7 @@
     <w:r>
       <w:tab/>
       <w:tab/>
-      <w:t>2026-09-09</w:t>
+      <w:t>2026-09-10</w:t>
       <w:br/>
       <w:br/>
     </w:r>

--- a/klagomål/A 26399-2026 FSC-klagomål.docx
+++ b/klagomål/A 26399-2026 FSC-klagomål.docx
@@ -703,7 +703,7 @@
     <w:r>
       <w:tab/>
       <w:tab/>
-      <w:t>2026-09-10</w:t>
+      <w:t>2026-09-11</w:t>
       <w:br/>
       <w:br/>
     </w:r>

--- a/klagomål/A 26399-2026 FSC-klagomål.docx
+++ b/klagomål/A 26399-2026 FSC-klagomål.docx
@@ -703,7 +703,7 @@
     <w:r>
       <w:tab/>
       <w:tab/>
-      <w:t>2026-09-11</w:t>
+      <w:t>2026-09-12</w:t>
       <w:br/>
       <w:br/>
     </w:r>

--- a/klagomål/A 26399-2026 FSC-klagomål.docx
+++ b/klagomål/A 26399-2026 FSC-klagomål.docx
@@ -703,7 +703,7 @@
     <w:r>
       <w:tab/>
       <w:tab/>
-      <w:t>2026-09-12</w:t>
+      <w:t>2026-09-13</w:t>
       <w:br/>
       <w:br/>
     </w:r>
